--- a/TUMANGDAY_FINAL PROJECT.docx
+++ b/TUMANGDAY_FINAL PROJECT.docx
@@ -128,7 +128,16 @@
       </w:r>
     </w:p>
     <w:p>
-      <w:r>
+      <w:pPr>
+        <w:rPr>
+          <w:rFonts w:ascii="Aptos" w:hAnsi="Aptos"/>
+        </w:rPr>
+      </w:pPr>
+      <w:r>
+        <w:rPr>
+          <w:rFonts w:ascii="Aptos" w:hAnsi="Aptos"/>
+          <w:noProof/>
+        </w:rPr>
         <w:drawing>
           <wp:inline distT="0" distB="0" distL="0" distR="0" wp14:anchorId="0294907A" wp14:editId="1050039D">
             <wp:extent cx="5943600" cy="2937510"/>
@@ -175,6 +184,7 @@
       <w:r>
         <w:rPr>
           <w:rFonts w:ascii="Aptos" w:hAnsi="Aptos"/>
+          <w:noProof/>
         </w:rPr>
         <w:drawing>
           <wp:inline distT="0" distB="0" distL="0" distR="0" wp14:anchorId="10C45BA3" wp14:editId="46369D54">
@@ -214,7 +224,16 @@
       </w:r>
     </w:p>
     <w:p>
-      <w:r>
+      <w:pPr>
+        <w:rPr>
+          <w:rFonts w:ascii="Aptos" w:hAnsi="Aptos"/>
+        </w:rPr>
+      </w:pPr>
+      <w:r>
+        <w:rPr>
+          <w:rFonts w:ascii="Aptos" w:hAnsi="Aptos"/>
+          <w:noProof/>
+        </w:rPr>
         <w:lastRenderedPageBreak/>
         <w:drawing>
           <wp:inline distT="0" distB="0" distL="0" distR="0" wp14:anchorId="5AAE7243" wp14:editId="4862810B">
@@ -253,7 +272,13 @@
         </w:drawing>
       </w:r>
     </w:p>
-    <w:p/>
+    <w:p>
+      <w:pPr>
+        <w:rPr>
+          <w:rFonts w:ascii="Aptos" w:hAnsi="Aptos"/>
+        </w:rPr>
+      </w:pPr>
+    </w:p>
     <w:p>
       <w:pPr>
         <w:pStyle w:val="Heading2"/>
@@ -275,22 +300,20 @@
           <w:sz w:val="28"/>
           <w:szCs w:val="28"/>
         </w:rPr>
-        <w:t>Charts</w:t>
-      </w:r>
-      <w:r>
-        <w:rPr>
-          <w:rFonts w:ascii="Aptos" w:hAnsi="Aptos"/>
-          <w:b/>
-          <w:bCs/>
-          <w:color w:val="auto"/>
-          <w:sz w:val="28"/>
-          <w:szCs w:val="28"/>
-        </w:rPr>
-        <w:t>:</w:t>
-      </w:r>
-    </w:p>
-    <w:p>
-      <w:r>
+        <w:t>Charts:</w:t>
+      </w:r>
+    </w:p>
+    <w:p>
+      <w:pPr>
+        <w:rPr>
+          <w:rFonts w:ascii="Aptos" w:hAnsi="Aptos"/>
+        </w:rPr>
+      </w:pPr>
+      <w:r>
+        <w:rPr>
+          <w:rFonts w:ascii="Aptos" w:hAnsi="Aptos"/>
+          <w:noProof/>
+        </w:rPr>
         <w:drawing>
           <wp:inline distT="0" distB="0" distL="0" distR="0" wp14:anchorId="6B926002" wp14:editId="24FD37AB">
             <wp:extent cx="5943600" cy="2917825"/>
@@ -329,7 +352,16 @@
       </w:r>
     </w:p>
     <w:p>
-      <w:r>
+      <w:pPr>
+        <w:rPr>
+          <w:rFonts w:ascii="Aptos" w:hAnsi="Aptos"/>
+        </w:rPr>
+      </w:pPr>
+      <w:r>
+        <w:rPr>
+          <w:rFonts w:ascii="Aptos" w:hAnsi="Aptos"/>
+          <w:noProof/>
+        </w:rPr>
         <w:drawing>
           <wp:inline distT="0" distB="0" distL="0" distR="0" wp14:anchorId="285FC274" wp14:editId="22745EA8">
             <wp:extent cx="5943600" cy="701675"/>
@@ -368,7 +400,17 @@
       </w:r>
     </w:p>
     <w:p>
-      <w:r>
+      <w:pPr>
+        <w:jc w:val="center"/>
+        <w:rPr>
+          <w:rFonts w:ascii="Aptos" w:hAnsi="Aptos"/>
+        </w:rPr>
+      </w:pPr>
+      <w:r>
+        <w:rPr>
+          <w:rFonts w:ascii="Aptos" w:hAnsi="Aptos"/>
+          <w:noProof/>
+        </w:rPr>
         <w:lastRenderedPageBreak/>
         <w:drawing>
           <wp:inline distT="0" distB="0" distL="0" distR="0" wp14:anchorId="23BCD651" wp14:editId="516E2F65">
@@ -408,7 +450,17 @@
       </w:r>
     </w:p>
     <w:p>
-      <w:r>
+      <w:pPr>
+        <w:jc w:val="center"/>
+        <w:rPr>
+          <w:rFonts w:ascii="Aptos" w:hAnsi="Aptos"/>
+        </w:rPr>
+      </w:pPr>
+      <w:r>
+        <w:rPr>
+          <w:rFonts w:ascii="Aptos" w:hAnsi="Aptos"/>
+          <w:noProof/>
+        </w:rPr>
         <w:drawing>
           <wp:inline distT="0" distB="0" distL="0" distR="0" wp14:anchorId="4C47903A" wp14:editId="70FC85F1">
             <wp:extent cx="4248150" cy="4078224"/>
@@ -447,7 +499,17 @@
       </w:r>
     </w:p>
     <w:p>
-      <w:r>
+      <w:pPr>
+        <w:jc w:val="center"/>
+        <w:rPr>
+          <w:rFonts w:ascii="Aptos" w:hAnsi="Aptos"/>
+        </w:rPr>
+      </w:pPr>
+      <w:r>
+        <w:rPr>
+          <w:rFonts w:ascii="Aptos" w:hAnsi="Aptos"/>
+          <w:noProof/>
+        </w:rPr>
         <w:lastRenderedPageBreak/>
         <w:drawing>
           <wp:inline distT="0" distB="0" distL="0" distR="0" wp14:anchorId="0A156DCF" wp14:editId="6A9AC436">
@@ -486,7 +548,13 @@
         </w:drawing>
       </w:r>
     </w:p>
-    <w:p/>
+    <w:p>
+      <w:pPr>
+        <w:rPr>
+          <w:rFonts w:ascii="Aptos" w:hAnsi="Aptos"/>
+        </w:rPr>
+      </w:pPr>
+    </w:p>
     <w:p>
       <w:pPr>
         <w:pStyle w:val="Heading2"/>
@@ -508,9 +576,333 @@
           <w:sz w:val="28"/>
           <w:szCs w:val="28"/>
         </w:rPr>
-        <w:t>Insights/Observations</w:t>
-      </w:r>
-      <w:r>
+        <w:t>Insights/Observations:</w:t>
+      </w:r>
+    </w:p>
+    <w:p>
+      <w:pPr>
+        <w:rPr>
+          <w:rFonts w:ascii="Aptos" w:hAnsi="Aptos"/>
+        </w:rPr>
+      </w:pPr>
+      <w:r>
+        <w:rPr>
+          <w:rFonts w:ascii="Aptos" w:hAnsi="Aptos"/>
+          <w:b/>
+          <w:bCs/>
+        </w:rPr>
+        <w:t>Longest eclipse</w:t>
+      </w:r>
+      <w:r>
+        <w:rPr>
+          <w:rFonts w:ascii="Aptos" w:hAnsi="Aptos"/>
+        </w:rPr>
+        <w:t xml:space="preserve">: Is an </w:t>
+      </w:r>
+      <w:r>
+        <w:rPr>
+          <w:rFonts w:ascii="Aptos" w:hAnsi="Aptos"/>
+          <w:b/>
+          <w:bCs/>
+        </w:rPr>
+        <w:t>Annular</w:t>
+      </w:r>
+      <w:r>
+        <w:rPr>
+          <w:rFonts w:ascii="Aptos" w:hAnsi="Aptos"/>
+        </w:rPr>
+        <w:t xml:space="preserve"> eclipse on </w:t>
+      </w:r>
+      <w:r>
+        <w:rPr>
+          <w:rFonts w:ascii="Aptos" w:hAnsi="Aptos"/>
+          <w:b/>
+          <w:bCs/>
+        </w:rPr>
+        <w:t>December 14, 1955</w:t>
+      </w:r>
+      <w:r>
+        <w:rPr>
+          <w:rFonts w:ascii="Aptos" w:hAnsi="Aptos"/>
+        </w:rPr>
+        <w:t xml:space="preserve">, its duration was </w:t>
+      </w:r>
+      <w:r>
+        <w:rPr>
+          <w:rFonts w:ascii="Aptos" w:hAnsi="Aptos"/>
+          <w:b/>
+          <w:bCs/>
+        </w:rPr>
+        <w:t>12 minutes and 9 seconds</w:t>
+      </w:r>
+      <w:r>
+        <w:rPr>
+          <w:rFonts w:ascii="Aptos" w:hAnsi="Aptos"/>
+        </w:rPr>
+        <w:t>.</w:t>
+      </w:r>
+    </w:p>
+    <w:p>
+      <w:pPr>
+        <w:rPr>
+          <w:rFonts w:ascii="Aptos" w:hAnsi="Aptos"/>
+        </w:rPr>
+      </w:pPr>
+      <w:r>
+        <w:rPr>
+          <w:rFonts w:ascii="Aptos" w:hAnsi="Aptos"/>
+          <w:b/>
+          <w:bCs/>
+        </w:rPr>
+        <w:t>Longest total eclipse</w:t>
+      </w:r>
+      <w:r>
+        <w:rPr>
+          <w:rFonts w:ascii="Aptos" w:hAnsi="Aptos"/>
+        </w:rPr>
+        <w:t xml:space="preserve">: Was on </w:t>
+      </w:r>
+      <w:r>
+        <w:rPr>
+          <w:rFonts w:ascii="Aptos" w:hAnsi="Aptos"/>
+          <w:b/>
+          <w:bCs/>
+        </w:rPr>
+        <w:t xml:space="preserve">June 20, 1955 </w:t>
+      </w:r>
+      <w:r>
+        <w:rPr>
+          <w:rFonts w:ascii="Aptos" w:hAnsi="Aptos"/>
+        </w:rPr>
+        <w:t xml:space="preserve">at </w:t>
+      </w:r>
+      <w:r>
+        <w:rPr>
+          <w:rFonts w:ascii="Aptos" w:hAnsi="Aptos"/>
+          <w:b/>
+          <w:bCs/>
+        </w:rPr>
+        <w:t>7 minutes and 8 seconds</w:t>
+      </w:r>
+      <w:r>
+        <w:rPr>
+          <w:rFonts w:ascii="Aptos" w:hAnsi="Aptos"/>
+        </w:rPr>
+        <w:t>.</w:t>
+      </w:r>
+    </w:p>
+    <w:p>
+      <w:pPr>
+        <w:rPr>
+          <w:rFonts w:ascii="Aptos" w:hAnsi="Aptos"/>
+        </w:rPr>
+      </w:pPr>
+      <w:r>
+        <w:rPr>
+          <w:rFonts w:ascii="Aptos" w:hAnsi="Aptos"/>
+          <w:b/>
+          <w:bCs/>
+        </w:rPr>
+        <w:t>Average total eclipse duration</w:t>
+      </w:r>
+      <w:r>
+        <w:rPr>
+          <w:rFonts w:ascii="Aptos" w:hAnsi="Aptos"/>
+        </w:rPr>
+        <w:t xml:space="preserve">: Roughly around </w:t>
+      </w:r>
+      <w:r>
+        <w:rPr>
+          <w:rFonts w:ascii="Aptos" w:hAnsi="Aptos"/>
+          <w:b/>
+          <w:bCs/>
+        </w:rPr>
+        <w:t>3 minutes</w:t>
+      </w:r>
+      <w:r>
+        <w:rPr>
+          <w:rFonts w:ascii="Aptos" w:hAnsi="Aptos"/>
+        </w:rPr>
+        <w:t>.</w:t>
+      </w:r>
+    </w:p>
+    <w:p>
+      <w:pPr>
+        <w:rPr>
+          <w:rFonts w:ascii="Aptos" w:hAnsi="Aptos"/>
+        </w:rPr>
+      </w:pPr>
+      <w:r>
+        <w:rPr>
+          <w:rFonts w:ascii="Aptos" w:hAnsi="Aptos"/>
+          <w:b/>
+          <w:bCs/>
+        </w:rPr>
+        <w:t>Next visible eclipse</w:t>
+      </w:r>
+      <w:r>
+        <w:rPr>
+          <w:rFonts w:ascii="Aptos" w:hAnsi="Aptos"/>
+        </w:rPr>
+        <w:t xml:space="preserve">: Will be on </w:t>
+      </w:r>
+      <w:r>
+        <w:rPr>
+          <w:rFonts w:ascii="Aptos" w:hAnsi="Aptos"/>
+          <w:b/>
+          <w:bCs/>
+        </w:rPr>
+        <w:t>August 12, 2026</w:t>
+      </w:r>
+      <w:r>
+        <w:rPr>
+          <w:rFonts w:ascii="Aptos" w:hAnsi="Aptos"/>
+        </w:rPr>
+        <w:t>.</w:t>
+      </w:r>
+    </w:p>
+    <w:p>
+      <w:pPr>
+        <w:rPr>
+          <w:rFonts w:ascii="Aptos" w:hAnsi="Aptos"/>
+        </w:rPr>
+      </w:pPr>
+    </w:p>
+    <w:p>
+      <w:pPr>
+        <w:rPr>
+          <w:rFonts w:ascii="Aptos" w:hAnsi="Aptos"/>
+        </w:rPr>
+      </w:pPr>
+    </w:p>
+    <w:p>
+      <w:pPr>
+        <w:rPr>
+          <w:rFonts w:ascii="Aptos" w:hAnsi="Aptos"/>
+        </w:rPr>
+      </w:pPr>
+    </w:p>
+    <w:p>
+      <w:pPr>
+        <w:rPr>
+          <w:rFonts w:ascii="Aptos" w:hAnsi="Aptos"/>
+        </w:rPr>
+      </w:pPr>
+    </w:p>
+    <w:p>
+      <w:pPr>
+        <w:rPr>
+          <w:rFonts w:ascii="Aptos" w:hAnsi="Aptos"/>
+        </w:rPr>
+      </w:pPr>
+    </w:p>
+    <w:p>
+      <w:pPr>
+        <w:rPr>
+          <w:rFonts w:ascii="Aptos" w:hAnsi="Aptos"/>
+        </w:rPr>
+      </w:pPr>
+    </w:p>
+    <w:p>
+      <w:pPr>
+        <w:rPr>
+          <w:rFonts w:ascii="Aptos" w:hAnsi="Aptos"/>
+        </w:rPr>
+      </w:pPr>
+    </w:p>
+    <w:p>
+      <w:pPr>
+        <w:rPr>
+          <w:rFonts w:ascii="Aptos" w:hAnsi="Aptos"/>
+        </w:rPr>
+      </w:pPr>
+    </w:p>
+    <w:p>
+      <w:pPr>
+        <w:rPr>
+          <w:rFonts w:ascii="Aptos" w:hAnsi="Aptos"/>
+        </w:rPr>
+      </w:pPr>
+    </w:p>
+    <w:p>
+      <w:pPr>
+        <w:rPr>
+          <w:rFonts w:ascii="Aptos" w:hAnsi="Aptos"/>
+        </w:rPr>
+      </w:pPr>
+    </w:p>
+    <w:p>
+      <w:pPr>
+        <w:pStyle w:val="Heading1"/>
+        <w:rPr>
+          <w:rFonts w:ascii="Aptos" w:hAnsi="Aptos"/>
+          <w:b/>
+          <w:bCs/>
+          <w:color w:val="auto"/>
+          <w:sz w:val="32"/>
+          <w:szCs w:val="32"/>
+        </w:rPr>
+      </w:pPr>
+      <w:r>
+        <w:rPr>
+          <w:rFonts w:ascii="Aptos" w:hAnsi="Aptos"/>
+          <w:b/>
+          <w:bCs/>
+          <w:color w:val="auto"/>
+          <w:sz w:val="32"/>
+          <w:szCs w:val="32"/>
+        </w:rPr>
+        <w:lastRenderedPageBreak/>
+        <w:t xml:space="preserve">Data </w:t>
+      </w:r>
+      <w:r>
+        <w:rPr>
+          <w:rFonts w:ascii="Aptos" w:hAnsi="Aptos"/>
+          <w:b/>
+          <w:bCs/>
+          <w:color w:val="auto"/>
+          <w:sz w:val="32"/>
+          <w:szCs w:val="32"/>
+        </w:rPr>
+        <w:t>Visualization</w:t>
+      </w:r>
+      <w:r>
+        <w:rPr>
+          <w:rFonts w:ascii="Aptos" w:hAnsi="Aptos"/>
+          <w:b/>
+          <w:bCs/>
+          <w:color w:val="auto"/>
+          <w:sz w:val="32"/>
+          <w:szCs w:val="32"/>
+        </w:rPr>
+        <w:t xml:space="preserve"> – </w:t>
+      </w:r>
+      <w:r>
+        <w:rPr>
+          <w:rFonts w:ascii="Aptos" w:hAnsi="Aptos"/>
+          <w:b/>
+          <w:bCs/>
+          <w:color w:val="auto"/>
+          <w:sz w:val="32"/>
+          <w:szCs w:val="32"/>
+        </w:rPr>
+        <w:t>Spicy Peppers</w:t>
+      </w:r>
+      <w:r>
+        <w:rPr>
+          <w:rFonts w:ascii="Aptos" w:hAnsi="Aptos"/>
+          <w:b/>
+          <w:bCs/>
+          <w:color w:val="auto"/>
+          <w:sz w:val="32"/>
+          <w:szCs w:val="32"/>
+        </w:rPr>
+        <w:t xml:space="preserve"> </w:t>
+      </w:r>
+    </w:p>
+    <w:p>
+      <w:pPr>
+        <w:pStyle w:val="Heading2"/>
         <w:rPr>
           <w:rFonts w:ascii="Aptos" w:hAnsi="Aptos"/>
           <w:b/>
@@ -519,22 +911,413 @@
           <w:sz w:val="28"/>
           <w:szCs w:val="28"/>
         </w:rPr>
-        <w:t>:</w:t>
-      </w:r>
-    </w:p>
-    <w:p>
-      <w:pPr>
-        <w:rPr>
-          <w:rFonts w:ascii="Aptos" w:hAnsi="Aptos"/>
-        </w:rPr>
-      </w:pPr>
-      <w:r>
-        <w:rPr>
-          <w:rFonts w:ascii="Aptos" w:hAnsi="Aptos"/>
-          <w:b/>
-          <w:bCs/>
-        </w:rPr>
-        <w:t>Longest eclipse</w:t>
+      </w:pPr>
+      <w:r>
+        <w:rPr>
+          <w:rFonts w:ascii="Aptos" w:hAnsi="Aptos"/>
+          <w:b/>
+          <w:bCs/>
+          <w:color w:val="auto"/>
+          <w:sz w:val="28"/>
+          <w:szCs w:val="28"/>
+        </w:rPr>
+        <w:t>Description:</w:t>
+      </w:r>
+    </w:p>
+    <w:p>
+      <w:pPr>
+        <w:rPr>
+          <w:rFonts w:ascii="Aptos" w:hAnsi="Aptos"/>
+        </w:rPr>
+      </w:pPr>
+      <w:r>
+        <w:rPr>
+          <w:rFonts w:ascii="Aptos" w:hAnsi="Aptos"/>
+        </w:rPr>
+        <w:t xml:space="preserve">The </w:t>
+      </w:r>
+      <w:r>
+        <w:rPr>
+          <w:rFonts w:ascii="Aptos" w:hAnsi="Aptos"/>
+        </w:rPr>
+        <w:t>worlds-hottest-peppers.csv</w:t>
+      </w:r>
+      <w:r>
+        <w:rPr>
+          <w:rFonts w:ascii="Aptos" w:hAnsi="Aptos"/>
+        </w:rPr>
+        <w:t xml:space="preserve"> dataset contains </w:t>
+      </w:r>
+      <w:r>
+        <w:rPr>
+          <w:rFonts w:ascii="Aptos" w:hAnsi="Aptos"/>
+        </w:rPr>
+        <w:t>the top 10 hottest peppers in the world. A jalape</w:t>
+      </w:r>
+      <w:r>
+        <w:rPr>
+          <w:rFonts w:ascii="Aptos" w:hAnsi="Aptos"/>
+        </w:rPr>
+        <w:t>ñ</w:t>
+      </w:r>
+      <w:r>
+        <w:rPr>
+          <w:rFonts w:ascii="Aptos" w:hAnsi="Aptos"/>
+        </w:rPr>
+        <w:t>o is added as a reference to help understand the spiciness of a pepper.</w:t>
+      </w:r>
+    </w:p>
+    <w:p>
+      <w:pPr>
+        <w:pStyle w:val="Heading2"/>
+        <w:rPr>
+          <w:rFonts w:ascii="Aptos" w:hAnsi="Aptos"/>
+          <w:b/>
+          <w:bCs/>
+          <w:color w:val="auto"/>
+          <w:sz w:val="28"/>
+          <w:szCs w:val="28"/>
+        </w:rPr>
+      </w:pPr>
+      <w:r>
+        <w:rPr>
+          <w:rFonts w:ascii="Aptos" w:hAnsi="Aptos"/>
+          <w:b/>
+          <w:bCs/>
+          <w:color w:val="auto"/>
+          <w:sz w:val="28"/>
+          <w:szCs w:val="28"/>
+        </w:rPr>
+        <w:t>Screenshot of code &amp; Output:</w:t>
+      </w:r>
+    </w:p>
+    <w:p>
+      <w:pPr>
+        <w:jc w:val="center"/>
+        <w:rPr>
+          <w:rFonts w:ascii="Aptos" w:hAnsi="Aptos"/>
+        </w:rPr>
+      </w:pPr>
+      <w:r>
+        <w:rPr>
+          <w:rFonts w:ascii="Aptos" w:hAnsi="Aptos"/>
+        </w:rPr>
+        <w:drawing>
+          <wp:inline distT="0" distB="0" distL="0" distR="0" wp14:anchorId="726D4F37" wp14:editId="40E7EFFC">
+            <wp:extent cx="5943600" cy="3240405"/>
+            <wp:effectExtent l="0" t="0" r="0" b="0"/>
+            <wp:docPr id="293268508" name="Picture 1"/>
+            <wp:cNvGraphicFramePr>
+              <a:graphicFrameLocks xmlns:a="http://schemas.openxmlformats.org/drawingml/2006/main" noChangeAspect="1"/>
+            </wp:cNvGraphicFramePr>
+            <a:graphic xmlns:a="http://schemas.openxmlformats.org/drawingml/2006/main">
+              <a:graphicData uri="http://schemas.openxmlformats.org/drawingml/2006/picture">
+                <pic:pic xmlns:pic="http://schemas.openxmlformats.org/drawingml/2006/picture">
+                  <pic:nvPicPr>
+                    <pic:cNvPr id="293268508" name=""/>
+                    <pic:cNvPicPr/>
+                  </pic:nvPicPr>
+                  <pic:blipFill>
+                    <a:blip r:embed="rId13"/>
+                    <a:stretch>
+                      <a:fillRect/>
+                    </a:stretch>
+                  </pic:blipFill>
+                  <pic:spPr>
+                    <a:xfrm>
+                      <a:off x="0" y="0"/>
+                      <a:ext cx="5943600" cy="3240405"/>
+                    </a:xfrm>
+                    <a:prstGeom prst="rect">
+                      <a:avLst/>
+                    </a:prstGeom>
+                  </pic:spPr>
+                </pic:pic>
+              </a:graphicData>
+            </a:graphic>
+          </wp:inline>
+        </w:drawing>
+      </w:r>
+    </w:p>
+    <w:p>
+      <w:pPr>
+        <w:jc w:val="center"/>
+        <w:rPr>
+          <w:rFonts w:ascii="Aptos" w:hAnsi="Aptos"/>
+        </w:rPr>
+      </w:pPr>
+      <w:r>
+        <w:rPr>
+          <w:rFonts w:ascii="Aptos" w:hAnsi="Aptos"/>
+        </w:rPr>
+        <w:drawing>
+          <wp:inline distT="0" distB="0" distL="0" distR="0" wp14:anchorId="4A23B1AF" wp14:editId="5B376EE8">
+            <wp:extent cx="5943600" cy="1216660"/>
+            <wp:effectExtent l="0" t="0" r="0" b="2540"/>
+            <wp:docPr id="1320178012" name="Picture 1"/>
+            <wp:cNvGraphicFramePr>
+              <a:graphicFrameLocks xmlns:a="http://schemas.openxmlformats.org/drawingml/2006/main" noChangeAspect="1"/>
+            </wp:cNvGraphicFramePr>
+            <a:graphic xmlns:a="http://schemas.openxmlformats.org/drawingml/2006/main">
+              <a:graphicData uri="http://schemas.openxmlformats.org/drawingml/2006/picture">
+                <pic:pic xmlns:pic="http://schemas.openxmlformats.org/drawingml/2006/picture">
+                  <pic:nvPicPr>
+                    <pic:cNvPr id="1320178012" name=""/>
+                    <pic:cNvPicPr/>
+                  </pic:nvPicPr>
+                  <pic:blipFill>
+                    <a:blip r:embed="rId14"/>
+                    <a:stretch>
+                      <a:fillRect/>
+                    </a:stretch>
+                  </pic:blipFill>
+                  <pic:spPr>
+                    <a:xfrm>
+                      <a:off x="0" y="0"/>
+                      <a:ext cx="5943600" cy="1216660"/>
+                    </a:xfrm>
+                    <a:prstGeom prst="rect">
+                      <a:avLst/>
+                    </a:prstGeom>
+                  </pic:spPr>
+                </pic:pic>
+              </a:graphicData>
+            </a:graphic>
+          </wp:inline>
+        </w:drawing>
+      </w:r>
+    </w:p>
+    <w:p>
+      <w:pPr>
+        <w:pStyle w:val="Heading2"/>
+        <w:rPr>
+          <w:rFonts w:ascii="Aptos" w:hAnsi="Aptos"/>
+          <w:b/>
+          <w:bCs/>
+          <w:color w:val="auto"/>
+          <w:sz w:val="28"/>
+          <w:szCs w:val="28"/>
+        </w:rPr>
+      </w:pPr>
+      <w:r>
+        <w:rPr>
+          <w:rFonts w:ascii="Aptos" w:hAnsi="Aptos"/>
+          <w:b/>
+          <w:bCs/>
+          <w:color w:val="auto"/>
+          <w:sz w:val="28"/>
+          <w:szCs w:val="28"/>
+        </w:rPr>
+        <w:lastRenderedPageBreak/>
+        <w:t>Charts:</w:t>
+      </w:r>
+    </w:p>
+    <w:p>
+      <w:pPr>
+        <w:rPr>
+          <w:rFonts w:ascii="Aptos" w:hAnsi="Aptos"/>
+        </w:rPr>
+      </w:pPr>
+      <w:r>
+        <w:rPr>
+          <w:rFonts w:ascii="Aptos" w:hAnsi="Aptos"/>
+        </w:rPr>
+        <w:drawing>
+          <wp:inline distT="0" distB="0" distL="0" distR="0" wp14:anchorId="7F38F15C" wp14:editId="5DEC3D24">
+            <wp:extent cx="5943600" cy="3112770"/>
+            <wp:effectExtent l="0" t="0" r="0" b="0"/>
+            <wp:docPr id="1941188663" name="Picture 1"/>
+            <wp:cNvGraphicFramePr>
+              <a:graphicFrameLocks xmlns:a="http://schemas.openxmlformats.org/drawingml/2006/main" noChangeAspect="1"/>
+            </wp:cNvGraphicFramePr>
+            <a:graphic xmlns:a="http://schemas.openxmlformats.org/drawingml/2006/main">
+              <a:graphicData uri="http://schemas.openxmlformats.org/drawingml/2006/picture">
+                <pic:pic xmlns:pic="http://schemas.openxmlformats.org/drawingml/2006/picture">
+                  <pic:nvPicPr>
+                    <pic:cNvPr id="1941188663" name=""/>
+                    <pic:cNvPicPr/>
+                  </pic:nvPicPr>
+                  <pic:blipFill>
+                    <a:blip r:embed="rId15"/>
+                    <a:stretch>
+                      <a:fillRect/>
+                    </a:stretch>
+                  </pic:blipFill>
+                  <pic:spPr>
+                    <a:xfrm>
+                      <a:off x="0" y="0"/>
+                      <a:ext cx="5943600" cy="3112770"/>
+                    </a:xfrm>
+                    <a:prstGeom prst="rect">
+                      <a:avLst/>
+                    </a:prstGeom>
+                  </pic:spPr>
+                </pic:pic>
+              </a:graphicData>
+            </a:graphic>
+          </wp:inline>
+        </w:drawing>
+      </w:r>
+    </w:p>
+    <w:p>
+      <w:pPr>
+        <w:pStyle w:val="Heading2"/>
+        <w:rPr>
+          <w:rFonts w:ascii="Aptos" w:hAnsi="Aptos"/>
+          <w:b/>
+          <w:bCs/>
+          <w:color w:val="auto"/>
+          <w:sz w:val="28"/>
+          <w:szCs w:val="28"/>
+        </w:rPr>
+      </w:pPr>
+      <w:r>
+        <w:rPr>
+          <w:rFonts w:ascii="Aptos" w:hAnsi="Aptos"/>
+          <w:b/>
+          <w:bCs/>
+          <w:color w:val="auto"/>
+          <w:sz w:val="28"/>
+          <w:szCs w:val="28"/>
+        </w:rPr>
+        <w:t>Insights/Observations:</w:t>
+      </w:r>
+    </w:p>
+    <w:p>
+      <w:pPr>
+        <w:rPr>
+          <w:rFonts w:ascii="Aptos" w:hAnsi="Aptos"/>
+        </w:rPr>
+      </w:pPr>
+      <w:r>
+        <w:rPr>
+          <w:rFonts w:ascii="Aptos" w:hAnsi="Aptos"/>
+          <w:b/>
+          <w:bCs/>
+        </w:rPr>
+        <w:t>Hottest Pepper</w:t>
+      </w:r>
+      <w:r>
+        <w:rPr>
+          <w:rFonts w:ascii="Aptos" w:hAnsi="Aptos"/>
+        </w:rPr>
+        <w:t xml:space="preserve">: Is </w:t>
+      </w:r>
+      <w:r>
+        <w:rPr>
+          <w:rFonts w:ascii="Aptos" w:hAnsi="Aptos"/>
+        </w:rPr>
+        <w:t>the</w:t>
+      </w:r>
+      <w:r>
+        <w:rPr>
+          <w:rFonts w:ascii="Aptos" w:hAnsi="Aptos"/>
+        </w:rPr>
+        <w:t xml:space="preserve"> </w:t>
+      </w:r>
+      <w:r>
+        <w:rPr>
+          <w:rFonts w:ascii="Aptos" w:hAnsi="Aptos"/>
+          <w:b/>
+          <w:bCs/>
+        </w:rPr>
+        <w:t>Pepper X</w:t>
+      </w:r>
+      <w:r>
+        <w:rPr>
+          <w:rFonts w:ascii="Aptos" w:hAnsi="Aptos"/>
+        </w:rPr>
+        <w:t>, having 2, 693, 000 Scoville Heat Units</w:t>
+      </w:r>
+      <w:r>
+        <w:rPr>
+          <w:rFonts w:ascii="Aptos" w:hAnsi="Aptos"/>
+        </w:rPr>
+        <w:t xml:space="preserve"> (SHU)</w:t>
+      </w:r>
+      <w:r>
+        <w:rPr>
+          <w:rFonts w:ascii="Aptos" w:hAnsi="Aptos"/>
+        </w:rPr>
+        <w:t xml:space="preserve"> compared to the other peppers.</w:t>
+      </w:r>
+    </w:p>
+    <w:p>
+      <w:pPr>
+        <w:rPr>
+          <w:rFonts w:ascii="Aptos" w:hAnsi="Aptos"/>
+        </w:rPr>
+      </w:pPr>
+      <w:r>
+        <w:rPr>
+          <w:rFonts w:ascii="Aptos" w:hAnsi="Aptos"/>
+          <w:b/>
+          <w:bCs/>
+        </w:rPr>
+        <w:t>Former world record</w:t>
+      </w:r>
+      <w:r>
+        <w:rPr>
+          <w:rFonts w:ascii="Aptos" w:hAnsi="Aptos"/>
+        </w:rPr>
+        <w:t xml:space="preserve">: Was on </w:t>
+      </w:r>
+      <w:r>
+        <w:rPr>
+          <w:rFonts w:ascii="Aptos" w:hAnsi="Aptos"/>
+          <w:b/>
+          <w:bCs/>
+        </w:rPr>
+        <w:t>Ghost Pepper</w:t>
+      </w:r>
+      <w:r>
+        <w:rPr>
+          <w:rFonts w:ascii="Aptos" w:hAnsi="Aptos"/>
+        </w:rPr>
+        <w:t xml:space="preserve"> (2007) but now in the lower portion of the chart, showing how </w:t>
+      </w:r>
+      <w:r>
+        <w:rPr>
+          <w:rFonts w:ascii="Aptos" w:hAnsi="Aptos"/>
+          <w:b/>
+          <w:bCs/>
+        </w:rPr>
+        <w:t>newer peppers</w:t>
+      </w:r>
+      <w:r>
+        <w:rPr>
+          <w:rFonts w:ascii="Aptos" w:hAnsi="Aptos"/>
+        </w:rPr>
+        <w:t xml:space="preserve"> are </w:t>
+      </w:r>
+      <w:r>
+        <w:rPr>
+          <w:rFonts w:ascii="Aptos" w:hAnsi="Aptos"/>
+          <w:b/>
+          <w:bCs/>
+        </w:rPr>
+        <w:t>surpassing world records</w:t>
+      </w:r>
+      <w:r>
+        <w:rPr>
+          <w:rFonts w:ascii="Aptos" w:hAnsi="Aptos"/>
+        </w:rPr>
+        <w:t>.</w:t>
+      </w:r>
+    </w:p>
+    <w:p>
+      <w:pPr>
+        <w:rPr>
+          <w:rFonts w:ascii="Aptos" w:hAnsi="Aptos"/>
+        </w:rPr>
+      </w:pPr>
+      <w:r>
+        <w:rPr>
+          <w:rFonts w:ascii="Aptos" w:hAnsi="Aptos"/>
+          <w:b/>
+          <w:bCs/>
+        </w:rPr>
+        <w:t>Common peppers</w:t>
       </w:r>
       <w:r>
         <w:rPr>
@@ -546,43 +1329,514 @@
         <w:rPr>
           <w:rFonts w:ascii="Aptos" w:hAnsi="Aptos"/>
         </w:rPr>
-        <w:t xml:space="preserve">Is an </w:t>
-      </w:r>
-      <w:r>
-        <w:rPr>
-          <w:rFonts w:ascii="Aptos" w:hAnsi="Aptos"/>
-          <w:b/>
-          <w:bCs/>
-        </w:rPr>
-        <w:t>Annular</w:t>
-      </w:r>
-      <w:r>
-        <w:rPr>
-          <w:rFonts w:ascii="Aptos" w:hAnsi="Aptos"/>
-        </w:rPr>
-        <w:t xml:space="preserve"> eclipse on </w:t>
-      </w:r>
-      <w:r>
-        <w:rPr>
-          <w:rFonts w:ascii="Aptos" w:hAnsi="Aptos"/>
-          <w:b/>
-          <w:bCs/>
-        </w:rPr>
-        <w:t>December 14, 1955</w:t>
-      </w:r>
-      <w:r>
-        <w:rPr>
-          <w:rFonts w:ascii="Aptos" w:hAnsi="Aptos"/>
-        </w:rPr>
-        <w:t xml:space="preserve">, its duration was </w:t>
-      </w:r>
-      <w:r>
-        <w:rPr>
-          <w:rFonts w:ascii="Aptos" w:hAnsi="Aptos"/>
-          <w:b/>
-          <w:bCs/>
-        </w:rPr>
-        <w:t>12 minutes and 9 seconds</w:t>
+        <w:t>Comparing to a Jalapeño, which has 8,000 SHU, the Red Savina Habanero is hotter with 500,000 SHU.</w:t>
+      </w:r>
+    </w:p>
+    <w:p>
+      <w:pPr>
+        <w:rPr>
+          <w:rFonts w:ascii="Aptos" w:hAnsi="Aptos"/>
+        </w:rPr>
+      </w:pPr>
+    </w:p>
+    <w:p>
+      <w:pPr>
+        <w:rPr>
+          <w:rFonts w:ascii="Aptos" w:hAnsi="Aptos"/>
+        </w:rPr>
+      </w:pPr>
+    </w:p>
+    <w:p>
+      <w:pPr>
+        <w:rPr>
+          <w:rFonts w:ascii="Aptos" w:hAnsi="Aptos"/>
+        </w:rPr>
+      </w:pPr>
+    </w:p>
+    <w:p>
+      <w:pPr>
+        <w:rPr>
+          <w:rFonts w:ascii="Aptos" w:hAnsi="Aptos"/>
+        </w:rPr>
+      </w:pPr>
+    </w:p>
+    <w:p>
+      <w:pPr>
+        <w:rPr>
+          <w:rFonts w:ascii="Aptos" w:hAnsi="Aptos"/>
+        </w:rPr>
+      </w:pPr>
+    </w:p>
+    <w:p>
+      <w:pPr>
+        <w:rPr>
+          <w:rFonts w:ascii="Aptos" w:hAnsi="Aptos"/>
+        </w:rPr>
+      </w:pPr>
+    </w:p>
+    <w:p>
+      <w:pPr>
+        <w:rPr>
+          <w:rFonts w:ascii="Aptos" w:hAnsi="Aptos"/>
+        </w:rPr>
+      </w:pPr>
+    </w:p>
+    <w:p>
+      <w:pPr>
+        <w:rPr>
+          <w:rFonts w:ascii="Aptos" w:hAnsi="Aptos"/>
+        </w:rPr>
+      </w:pPr>
+    </w:p>
+    <w:p>
+      <w:pPr>
+        <w:rPr>
+          <w:rFonts w:ascii="Aptos" w:hAnsi="Aptos"/>
+        </w:rPr>
+      </w:pPr>
+    </w:p>
+    <w:p>
+      <w:pPr>
+        <w:pStyle w:val="Heading1"/>
+        <w:rPr>
+          <w:rFonts w:ascii="Aptos" w:hAnsi="Aptos"/>
+          <w:b/>
+          <w:bCs/>
+          <w:color w:val="auto"/>
+          <w:sz w:val="32"/>
+          <w:szCs w:val="32"/>
+        </w:rPr>
+      </w:pPr>
+      <w:r>
+        <w:rPr>
+          <w:rFonts w:ascii="Aptos" w:hAnsi="Aptos"/>
+          <w:b/>
+          <w:bCs/>
+          <w:color w:val="auto"/>
+          <w:sz w:val="32"/>
+          <w:szCs w:val="32"/>
+        </w:rPr>
+        <w:lastRenderedPageBreak/>
+        <w:t xml:space="preserve">Data </w:t>
+      </w:r>
+      <w:r>
+        <w:rPr>
+          <w:rFonts w:ascii="Aptos" w:hAnsi="Aptos"/>
+          <w:b/>
+          <w:bCs/>
+          <w:color w:val="auto"/>
+          <w:sz w:val="32"/>
+          <w:szCs w:val="32"/>
+        </w:rPr>
+        <w:t>Modeling</w:t>
+      </w:r>
+      <w:r>
+        <w:rPr>
+          <w:rFonts w:ascii="Aptos" w:hAnsi="Aptos"/>
+          <w:b/>
+          <w:bCs/>
+          <w:color w:val="auto"/>
+          <w:sz w:val="32"/>
+          <w:szCs w:val="32"/>
+        </w:rPr>
+        <w:t xml:space="preserve"> – </w:t>
+      </w:r>
+      <w:r>
+        <w:rPr>
+          <w:rFonts w:ascii="Aptos" w:hAnsi="Aptos"/>
+          <w:b/>
+          <w:bCs/>
+          <w:color w:val="auto"/>
+          <w:sz w:val="32"/>
+          <w:szCs w:val="32"/>
+        </w:rPr>
+        <w:t>Lion Nose Color</w:t>
+      </w:r>
+      <w:r>
+        <w:rPr>
+          <w:rFonts w:ascii="Aptos" w:hAnsi="Aptos"/>
+          <w:b/>
+          <w:bCs/>
+          <w:color w:val="auto"/>
+          <w:sz w:val="32"/>
+          <w:szCs w:val="32"/>
+        </w:rPr>
+        <w:t xml:space="preserve"> </w:t>
+      </w:r>
+    </w:p>
+    <w:p>
+      <w:pPr>
+        <w:pStyle w:val="Heading2"/>
+        <w:rPr>
+          <w:rFonts w:ascii="Aptos" w:hAnsi="Aptos"/>
+          <w:b/>
+          <w:bCs/>
+          <w:color w:val="auto"/>
+          <w:sz w:val="28"/>
+          <w:szCs w:val="28"/>
+        </w:rPr>
+      </w:pPr>
+      <w:r>
+        <w:rPr>
+          <w:rFonts w:ascii="Aptos" w:hAnsi="Aptos"/>
+          <w:b/>
+          <w:bCs/>
+          <w:color w:val="auto"/>
+          <w:sz w:val="28"/>
+          <w:szCs w:val="28"/>
+        </w:rPr>
+        <w:t>Description:</w:t>
+      </w:r>
+    </w:p>
+    <w:p>
+      <w:pPr>
+        <w:rPr>
+          <w:rFonts w:ascii="Aptos" w:hAnsi="Aptos"/>
+        </w:rPr>
+      </w:pPr>
+      <w:r>
+        <w:rPr>
+          <w:rFonts w:ascii="Aptos" w:hAnsi="Aptos"/>
+        </w:rPr>
+        <w:t xml:space="preserve">The </w:t>
+      </w:r>
+      <w:r>
+        <w:rPr>
+          <w:rFonts w:ascii="Aptos" w:hAnsi="Aptos"/>
+        </w:rPr>
+        <w:t>worlds-hottest-peppers.csv</w:t>
+      </w:r>
+      <w:r>
+        <w:rPr>
+          <w:rFonts w:ascii="Aptos" w:hAnsi="Aptos"/>
+        </w:rPr>
+        <w:t xml:space="preserve"> dataset contains </w:t>
+      </w:r>
+      <w:r>
+        <w:rPr>
+          <w:rFonts w:ascii="Aptos" w:hAnsi="Aptos"/>
+        </w:rPr>
+        <w:t>the top 10 hottest peppers in the world. A jalapeño is added as a reference to help understand the spiciness of a pepper.</w:t>
+      </w:r>
+    </w:p>
+    <w:p>
+      <w:pPr>
+        <w:pStyle w:val="Heading2"/>
+        <w:rPr>
+          <w:rFonts w:ascii="Aptos" w:hAnsi="Aptos"/>
+          <w:b/>
+          <w:bCs/>
+          <w:color w:val="auto"/>
+          <w:sz w:val="28"/>
+          <w:szCs w:val="28"/>
+        </w:rPr>
+      </w:pPr>
+      <w:r>
+        <w:rPr>
+          <w:rFonts w:ascii="Aptos" w:hAnsi="Aptos"/>
+          <w:b/>
+          <w:bCs/>
+          <w:color w:val="auto"/>
+          <w:sz w:val="28"/>
+          <w:szCs w:val="28"/>
+        </w:rPr>
+        <w:t>Screenshot of code &amp; Output:</w:t>
+      </w:r>
+    </w:p>
+    <w:p>
+      <w:pPr>
+        <w:jc w:val="center"/>
+        <w:rPr>
+          <w:rFonts w:ascii="Aptos" w:hAnsi="Aptos"/>
+        </w:rPr>
+      </w:pPr>
+      <w:r>
+        <w:rPr>
+          <w:rFonts w:ascii="Aptos" w:hAnsi="Aptos"/>
+        </w:rPr>
+        <w:drawing>
+          <wp:inline distT="0" distB="0" distL="0" distR="0" wp14:anchorId="603DED9F" wp14:editId="42D1CEEB">
+            <wp:extent cx="5943600" cy="3240405"/>
+            <wp:effectExtent l="0" t="0" r="0" b="0"/>
+            <wp:docPr id="442034952" name="Picture 1"/>
+            <wp:cNvGraphicFramePr>
+              <a:graphicFrameLocks xmlns:a="http://schemas.openxmlformats.org/drawingml/2006/main" noChangeAspect="1"/>
+            </wp:cNvGraphicFramePr>
+            <a:graphic xmlns:a="http://schemas.openxmlformats.org/drawingml/2006/main">
+              <a:graphicData uri="http://schemas.openxmlformats.org/drawingml/2006/picture">
+                <pic:pic xmlns:pic="http://schemas.openxmlformats.org/drawingml/2006/picture">
+                  <pic:nvPicPr>
+                    <pic:cNvPr id="293268508" name=""/>
+                    <pic:cNvPicPr/>
+                  </pic:nvPicPr>
+                  <pic:blipFill>
+                    <a:blip r:embed="rId13"/>
+                    <a:stretch>
+                      <a:fillRect/>
+                    </a:stretch>
+                  </pic:blipFill>
+                  <pic:spPr>
+                    <a:xfrm>
+                      <a:off x="0" y="0"/>
+                      <a:ext cx="5943600" cy="3240405"/>
+                    </a:xfrm>
+                    <a:prstGeom prst="rect">
+                      <a:avLst/>
+                    </a:prstGeom>
+                  </pic:spPr>
+                </pic:pic>
+              </a:graphicData>
+            </a:graphic>
+          </wp:inline>
+        </w:drawing>
+      </w:r>
+    </w:p>
+    <w:p>
+      <w:pPr>
+        <w:jc w:val="center"/>
+        <w:rPr>
+          <w:rFonts w:ascii="Aptos" w:hAnsi="Aptos"/>
+        </w:rPr>
+      </w:pPr>
+      <w:r>
+        <w:rPr>
+          <w:rFonts w:ascii="Aptos" w:hAnsi="Aptos"/>
+        </w:rPr>
+        <w:drawing>
+          <wp:inline distT="0" distB="0" distL="0" distR="0" wp14:anchorId="05FBE544" wp14:editId="2B9717A7">
+            <wp:extent cx="5943600" cy="1216660"/>
+            <wp:effectExtent l="0" t="0" r="0" b="2540"/>
+            <wp:docPr id="706261564" name="Picture 1"/>
+            <wp:cNvGraphicFramePr>
+              <a:graphicFrameLocks xmlns:a="http://schemas.openxmlformats.org/drawingml/2006/main" noChangeAspect="1"/>
+            </wp:cNvGraphicFramePr>
+            <a:graphic xmlns:a="http://schemas.openxmlformats.org/drawingml/2006/main">
+              <a:graphicData uri="http://schemas.openxmlformats.org/drawingml/2006/picture">
+                <pic:pic xmlns:pic="http://schemas.openxmlformats.org/drawingml/2006/picture">
+                  <pic:nvPicPr>
+                    <pic:cNvPr id="1320178012" name=""/>
+                    <pic:cNvPicPr/>
+                  </pic:nvPicPr>
+                  <pic:blipFill>
+                    <a:blip r:embed="rId14"/>
+                    <a:stretch>
+                      <a:fillRect/>
+                    </a:stretch>
+                  </pic:blipFill>
+                  <pic:spPr>
+                    <a:xfrm>
+                      <a:off x="0" y="0"/>
+                      <a:ext cx="5943600" cy="1216660"/>
+                    </a:xfrm>
+                    <a:prstGeom prst="rect">
+                      <a:avLst/>
+                    </a:prstGeom>
+                  </pic:spPr>
+                </pic:pic>
+              </a:graphicData>
+            </a:graphic>
+          </wp:inline>
+        </w:drawing>
+      </w:r>
+    </w:p>
+    <w:p>
+      <w:pPr>
+        <w:pStyle w:val="Heading2"/>
+        <w:rPr>
+          <w:rFonts w:ascii="Aptos" w:hAnsi="Aptos"/>
+          <w:b/>
+          <w:bCs/>
+          <w:color w:val="auto"/>
+          <w:sz w:val="28"/>
+          <w:szCs w:val="28"/>
+        </w:rPr>
+      </w:pPr>
+      <w:r>
+        <w:rPr>
+          <w:rFonts w:ascii="Aptos" w:hAnsi="Aptos"/>
+          <w:b/>
+          <w:bCs/>
+          <w:color w:val="auto"/>
+          <w:sz w:val="28"/>
+          <w:szCs w:val="28"/>
+        </w:rPr>
+        <w:lastRenderedPageBreak/>
+        <w:t>Charts:</w:t>
+      </w:r>
+    </w:p>
+    <w:p>
+      <w:pPr>
+        <w:rPr>
+          <w:rFonts w:ascii="Aptos" w:hAnsi="Aptos"/>
+        </w:rPr>
+      </w:pPr>
+      <w:r>
+        <w:rPr>
+          <w:rFonts w:ascii="Aptos" w:hAnsi="Aptos"/>
+        </w:rPr>
+        <w:drawing>
+          <wp:inline distT="0" distB="0" distL="0" distR="0" wp14:anchorId="5E73331D" wp14:editId="047CCA63">
+            <wp:extent cx="5943600" cy="3112770"/>
+            <wp:effectExtent l="0" t="0" r="0" b="0"/>
+            <wp:docPr id="265558809" name="Picture 1"/>
+            <wp:cNvGraphicFramePr>
+              <a:graphicFrameLocks xmlns:a="http://schemas.openxmlformats.org/drawingml/2006/main" noChangeAspect="1"/>
+            </wp:cNvGraphicFramePr>
+            <a:graphic xmlns:a="http://schemas.openxmlformats.org/drawingml/2006/main">
+              <a:graphicData uri="http://schemas.openxmlformats.org/drawingml/2006/picture">
+                <pic:pic xmlns:pic="http://schemas.openxmlformats.org/drawingml/2006/picture">
+                  <pic:nvPicPr>
+                    <pic:cNvPr id="1941188663" name=""/>
+                    <pic:cNvPicPr/>
+                  </pic:nvPicPr>
+                  <pic:blipFill>
+                    <a:blip r:embed="rId15"/>
+                    <a:stretch>
+                      <a:fillRect/>
+                    </a:stretch>
+                  </pic:blipFill>
+                  <pic:spPr>
+                    <a:xfrm>
+                      <a:off x="0" y="0"/>
+                      <a:ext cx="5943600" cy="3112770"/>
+                    </a:xfrm>
+                    <a:prstGeom prst="rect">
+                      <a:avLst/>
+                    </a:prstGeom>
+                  </pic:spPr>
+                </pic:pic>
+              </a:graphicData>
+            </a:graphic>
+          </wp:inline>
+        </w:drawing>
+      </w:r>
+    </w:p>
+    <w:p>
+      <w:pPr>
+        <w:pStyle w:val="Heading2"/>
+        <w:rPr>
+          <w:rFonts w:ascii="Aptos" w:hAnsi="Aptos"/>
+          <w:b/>
+          <w:bCs/>
+          <w:color w:val="auto"/>
+          <w:sz w:val="28"/>
+          <w:szCs w:val="28"/>
+        </w:rPr>
+      </w:pPr>
+      <w:r>
+        <w:rPr>
+          <w:rFonts w:ascii="Aptos" w:hAnsi="Aptos"/>
+          <w:b/>
+          <w:bCs/>
+          <w:color w:val="auto"/>
+          <w:sz w:val="28"/>
+          <w:szCs w:val="28"/>
+        </w:rPr>
+        <w:t>Insights/Observations:</w:t>
+      </w:r>
+    </w:p>
+    <w:p>
+      <w:pPr>
+        <w:rPr>
+          <w:rFonts w:ascii="Aptos" w:hAnsi="Aptos"/>
+        </w:rPr>
+      </w:pPr>
+      <w:r>
+        <w:rPr>
+          <w:rFonts w:ascii="Aptos" w:hAnsi="Aptos"/>
+          <w:b/>
+          <w:bCs/>
+        </w:rPr>
+        <w:t>Hottest Pepper</w:t>
+      </w:r>
+      <w:r>
+        <w:rPr>
+          <w:rFonts w:ascii="Aptos" w:hAnsi="Aptos"/>
+        </w:rPr>
+        <w:t xml:space="preserve">: Is </w:t>
+      </w:r>
+      <w:r>
+        <w:rPr>
+          <w:rFonts w:ascii="Aptos" w:hAnsi="Aptos"/>
+        </w:rPr>
+        <w:t>the</w:t>
+      </w:r>
+      <w:r>
+        <w:rPr>
+          <w:rFonts w:ascii="Aptos" w:hAnsi="Aptos"/>
+        </w:rPr>
+        <w:t xml:space="preserve"> </w:t>
+      </w:r>
+      <w:r>
+        <w:rPr>
+          <w:rFonts w:ascii="Aptos" w:hAnsi="Aptos"/>
+          <w:b/>
+          <w:bCs/>
+        </w:rPr>
+        <w:t>Pepper X</w:t>
+      </w:r>
+      <w:r>
+        <w:rPr>
+          <w:rFonts w:ascii="Aptos" w:hAnsi="Aptos"/>
+        </w:rPr>
+        <w:t>, having 2, 693, 000 Scoville Heat Units (SHU) compared to the other peppers.</w:t>
+      </w:r>
+    </w:p>
+    <w:p>
+      <w:pPr>
+        <w:rPr>
+          <w:rFonts w:ascii="Aptos" w:hAnsi="Aptos"/>
+        </w:rPr>
+      </w:pPr>
+      <w:r>
+        <w:rPr>
+          <w:rFonts w:ascii="Aptos" w:hAnsi="Aptos"/>
+          <w:b/>
+          <w:bCs/>
+        </w:rPr>
+        <w:t>Former world record</w:t>
+      </w:r>
+      <w:r>
+        <w:rPr>
+          <w:rFonts w:ascii="Aptos" w:hAnsi="Aptos"/>
+        </w:rPr>
+        <w:t xml:space="preserve">: Was on </w:t>
+      </w:r>
+      <w:r>
+        <w:rPr>
+          <w:rFonts w:ascii="Aptos" w:hAnsi="Aptos"/>
+          <w:b/>
+          <w:bCs/>
+        </w:rPr>
+        <w:t>Ghost Pepper</w:t>
+      </w:r>
+      <w:r>
+        <w:rPr>
+          <w:rFonts w:ascii="Aptos" w:hAnsi="Aptos"/>
+        </w:rPr>
+        <w:t xml:space="preserve"> (2007) but now in the lower portion of the chart, showing how </w:t>
+      </w:r>
+      <w:r>
+        <w:rPr>
+          <w:rFonts w:ascii="Aptos" w:hAnsi="Aptos"/>
+          <w:b/>
+          <w:bCs/>
+        </w:rPr>
+        <w:t>newer peppers</w:t>
+      </w:r>
+      <w:r>
+        <w:rPr>
+          <w:rFonts w:ascii="Aptos" w:hAnsi="Aptos"/>
+        </w:rPr>
+        <w:t xml:space="preserve"> are </w:t>
+      </w:r>
+      <w:r>
+        <w:rPr>
+          <w:rFonts w:ascii="Aptos" w:hAnsi="Aptos"/>
+          <w:b/>
+          <w:bCs/>
+        </w:rPr>
+        <w:t>surpassing world records</w:t>
       </w:r>
       <w:r>
         <w:rPr>
@@ -603,112 +1857,246 @@
           <w:b/>
           <w:bCs/>
         </w:rPr>
-        <w:t>Longest total eclipse</w:t>
-      </w:r>
-      <w:r>
-        <w:rPr>
-          <w:rFonts w:ascii="Aptos" w:hAnsi="Aptos"/>
-        </w:rPr>
-        <w:t xml:space="preserve">: Was on </w:t>
-      </w:r>
-      <w:r>
-        <w:rPr>
-          <w:rFonts w:ascii="Aptos" w:hAnsi="Aptos"/>
-          <w:b/>
-          <w:bCs/>
-        </w:rPr>
-        <w:t xml:space="preserve">June 20, 1955 </w:t>
-      </w:r>
-      <w:r>
-        <w:rPr>
-          <w:rFonts w:ascii="Aptos" w:hAnsi="Aptos"/>
-        </w:rPr>
-        <w:t xml:space="preserve">at </w:t>
-      </w:r>
-      <w:r>
-        <w:rPr>
-          <w:rFonts w:ascii="Aptos" w:hAnsi="Aptos"/>
-          <w:b/>
-          <w:bCs/>
-        </w:rPr>
-        <w:t>7 minutes and 8 seconds</w:t>
-      </w:r>
-      <w:r>
-        <w:rPr>
-          <w:rFonts w:ascii="Aptos" w:hAnsi="Aptos"/>
-        </w:rPr>
-        <w:t>.</w:t>
-      </w:r>
-    </w:p>
-    <w:p>
-      <w:pPr>
-        <w:rPr>
-          <w:rFonts w:ascii="Aptos" w:hAnsi="Aptos"/>
-        </w:rPr>
-      </w:pPr>
-      <w:r>
-        <w:rPr>
-          <w:rFonts w:ascii="Aptos" w:hAnsi="Aptos"/>
-          <w:b/>
-          <w:bCs/>
-        </w:rPr>
-        <w:t>Average total eclipse duration</w:t>
-      </w:r>
-      <w:r>
-        <w:rPr>
-          <w:rFonts w:ascii="Aptos" w:hAnsi="Aptos"/>
-        </w:rPr>
-        <w:t xml:space="preserve">: Roughly around </w:t>
-      </w:r>
-      <w:r>
-        <w:rPr>
-          <w:rFonts w:ascii="Aptos" w:hAnsi="Aptos"/>
-          <w:b/>
-          <w:bCs/>
-        </w:rPr>
-        <w:t>3 minutes</w:t>
-      </w:r>
-      <w:r>
-        <w:rPr>
-          <w:rFonts w:ascii="Aptos" w:hAnsi="Aptos"/>
-        </w:rPr>
-        <w:t>.</w:t>
-      </w:r>
-    </w:p>
-    <w:p>
-      <w:pPr>
-        <w:rPr>
-          <w:rFonts w:ascii="Aptos" w:hAnsi="Aptos"/>
-        </w:rPr>
-      </w:pPr>
-      <w:r>
-        <w:rPr>
-          <w:rFonts w:ascii="Aptos" w:hAnsi="Aptos"/>
-          <w:b/>
-          <w:bCs/>
-        </w:rPr>
-        <w:t>Next visible eclipse</w:t>
-      </w:r>
-      <w:r>
-        <w:rPr>
-          <w:rFonts w:ascii="Aptos" w:hAnsi="Aptos"/>
-        </w:rPr>
-        <w:t xml:space="preserve">: Will be on </w:t>
-      </w:r>
-      <w:r>
-        <w:rPr>
-          <w:rFonts w:ascii="Aptos" w:hAnsi="Aptos"/>
-          <w:b/>
-          <w:bCs/>
-        </w:rPr>
-        <w:t>August 12, 2026</w:t>
-      </w:r>
-      <w:r>
-        <w:rPr>
-          <w:rFonts w:ascii="Aptos" w:hAnsi="Aptos"/>
-        </w:rPr>
-        <w:t>.</w:t>
-      </w:r>
+        <w:t>Common peppers</w:t>
+      </w:r>
+      <w:r>
+        <w:rPr>
+          <w:rFonts w:ascii="Aptos" w:hAnsi="Aptos"/>
+        </w:rPr>
+        <w:t xml:space="preserve">: </w:t>
+      </w:r>
+      <w:r>
+        <w:rPr>
+          <w:rFonts w:ascii="Aptos" w:hAnsi="Aptos"/>
+        </w:rPr>
+        <w:t>Comparing to a Jalapeño, which has 8,000 SHU, the Red Savina Habanero is hotter with 500,000 SHU.</w:t>
+      </w:r>
+    </w:p>
+    <w:p>
+      <w:pPr>
+        <w:rPr>
+          <w:rFonts w:ascii="Aptos" w:hAnsi="Aptos"/>
+        </w:rPr>
+      </w:pPr>
+    </w:p>
+    <w:p>
+      <w:pPr>
+        <w:rPr>
+          <w:rFonts w:ascii="Aptos" w:hAnsi="Aptos"/>
+        </w:rPr>
+      </w:pPr>
+    </w:p>
+    <w:p>
+      <w:pPr>
+        <w:rPr>
+          <w:rFonts w:ascii="Aptos" w:hAnsi="Aptos"/>
+        </w:rPr>
+      </w:pPr>
+    </w:p>
+    <w:p>
+      <w:pPr>
+        <w:rPr>
+          <w:rFonts w:ascii="Aptos" w:hAnsi="Aptos"/>
+        </w:rPr>
+      </w:pPr>
+    </w:p>
+    <w:p>
+      <w:pPr>
+        <w:rPr>
+          <w:rFonts w:ascii="Aptos" w:hAnsi="Aptos"/>
+        </w:rPr>
+      </w:pPr>
+    </w:p>
+    <w:p>
+      <w:pPr>
+        <w:rPr>
+          <w:rFonts w:ascii="Aptos" w:hAnsi="Aptos"/>
+        </w:rPr>
+      </w:pPr>
+    </w:p>
+    <w:p>
+      <w:pPr>
+        <w:rPr>
+          <w:rFonts w:ascii="Aptos" w:hAnsi="Aptos"/>
+        </w:rPr>
+      </w:pPr>
+    </w:p>
+    <w:p>
+      <w:pPr>
+        <w:rPr>
+          <w:rFonts w:ascii="Aptos" w:hAnsi="Aptos"/>
+        </w:rPr>
+      </w:pPr>
+    </w:p>
+    <w:p>
+      <w:pPr>
+        <w:rPr>
+          <w:rFonts w:ascii="Aptos" w:hAnsi="Aptos"/>
+        </w:rPr>
+      </w:pPr>
+    </w:p>
+    <w:p>
+      <w:pPr>
+        <w:pStyle w:val="Heading1"/>
+        <w:rPr>
+          <w:rFonts w:ascii="Aptos" w:hAnsi="Aptos"/>
+          <w:b/>
+          <w:bCs/>
+          <w:color w:val="auto"/>
+          <w:sz w:val="32"/>
+          <w:szCs w:val="32"/>
+        </w:rPr>
+      </w:pPr>
+      <w:r>
+        <w:rPr>
+          <w:rFonts w:ascii="Aptos" w:hAnsi="Aptos"/>
+          <w:b/>
+          <w:bCs/>
+          <w:color w:val="auto"/>
+          <w:sz w:val="32"/>
+          <w:szCs w:val="32"/>
+        </w:rPr>
+        <w:lastRenderedPageBreak/>
+        <w:t xml:space="preserve">Data Cleaning – Visualization </w:t>
+      </w:r>
+    </w:p>
+    <w:p>
+      <w:pPr>
+        <w:pStyle w:val="Heading2"/>
+        <w:rPr>
+          <w:rFonts w:ascii="Aptos" w:hAnsi="Aptos"/>
+          <w:b/>
+          <w:bCs/>
+          <w:color w:val="auto"/>
+          <w:sz w:val="28"/>
+          <w:szCs w:val="28"/>
+        </w:rPr>
+      </w:pPr>
+      <w:r>
+        <w:rPr>
+          <w:rFonts w:ascii="Aptos" w:hAnsi="Aptos"/>
+          <w:b/>
+          <w:bCs/>
+          <w:color w:val="auto"/>
+          <w:sz w:val="28"/>
+          <w:szCs w:val="28"/>
+        </w:rPr>
+        <w:t>Description:</w:t>
+      </w:r>
+    </w:p>
+    <w:p>
+      <w:pPr>
+        <w:rPr>
+          <w:rFonts w:ascii="Aptos" w:hAnsi="Aptos"/>
+        </w:rPr>
+      </w:pPr>
+    </w:p>
+    <w:p>
+      <w:pPr>
+        <w:pStyle w:val="Heading2"/>
+        <w:rPr>
+          <w:rFonts w:ascii="Aptos" w:hAnsi="Aptos"/>
+          <w:b/>
+          <w:bCs/>
+          <w:color w:val="auto"/>
+          <w:sz w:val="28"/>
+          <w:szCs w:val="28"/>
+        </w:rPr>
+      </w:pPr>
+      <w:r>
+        <w:rPr>
+          <w:rFonts w:ascii="Aptos" w:hAnsi="Aptos"/>
+          <w:b/>
+          <w:bCs/>
+          <w:color w:val="auto"/>
+          <w:sz w:val="28"/>
+          <w:szCs w:val="28"/>
+        </w:rPr>
+        <w:t>Screenshot of code &amp; Output:</w:t>
+      </w:r>
+    </w:p>
+    <w:p>
+      <w:pPr>
+        <w:rPr>
+          <w:rFonts w:ascii="Aptos" w:hAnsi="Aptos"/>
+        </w:rPr>
+      </w:pPr>
+    </w:p>
+    <w:p>
+      <w:pPr>
+        <w:pStyle w:val="Heading2"/>
+        <w:rPr>
+          <w:rFonts w:ascii="Aptos" w:hAnsi="Aptos"/>
+          <w:b/>
+          <w:bCs/>
+          <w:color w:val="auto"/>
+          <w:sz w:val="28"/>
+          <w:szCs w:val="28"/>
+        </w:rPr>
+      </w:pPr>
+      <w:r>
+        <w:rPr>
+          <w:rFonts w:ascii="Aptos" w:hAnsi="Aptos"/>
+          <w:b/>
+          <w:bCs/>
+          <w:color w:val="auto"/>
+          <w:sz w:val="28"/>
+          <w:szCs w:val="28"/>
+        </w:rPr>
+        <w:t>Charts:</w:t>
+      </w:r>
+    </w:p>
+    <w:p>
+      <w:pPr>
+        <w:rPr>
+          <w:rFonts w:ascii="Aptos" w:hAnsi="Aptos"/>
+        </w:rPr>
+      </w:pPr>
+    </w:p>
+    <w:p>
+      <w:pPr>
+        <w:pStyle w:val="Heading2"/>
+        <w:rPr>
+          <w:rFonts w:ascii="Aptos" w:hAnsi="Aptos"/>
+          <w:b/>
+          <w:bCs/>
+          <w:color w:val="auto"/>
+          <w:sz w:val="28"/>
+          <w:szCs w:val="28"/>
+        </w:rPr>
+      </w:pPr>
+      <w:r>
+        <w:rPr>
+          <w:rFonts w:ascii="Aptos" w:hAnsi="Aptos"/>
+          <w:b/>
+          <w:bCs/>
+          <w:color w:val="auto"/>
+          <w:sz w:val="28"/>
+          <w:szCs w:val="28"/>
+        </w:rPr>
+        <w:t>Insights/Observations:</w:t>
+      </w:r>
+    </w:p>
+    <w:p>
+      <w:pPr>
+        <w:rPr>
+          <w:rFonts w:ascii="Aptos" w:hAnsi="Aptos"/>
+        </w:rPr>
+      </w:pPr>
+    </w:p>
+    <w:p>
+      <w:pPr>
+        <w:rPr>
+          <w:rFonts w:ascii="Aptos" w:hAnsi="Aptos"/>
+        </w:rPr>
+      </w:pPr>
+    </w:p>
+    <w:p>
+      <w:pPr>
+        <w:rPr>
+          <w:rFonts w:ascii="Aptos" w:hAnsi="Aptos"/>
+        </w:rPr>
+      </w:pPr>
     </w:p>
     <w:sectPr>
       <w:pgSz w:w="12240" w:h="15840"/>
@@ -1241,6 +2629,7 @@
   <w:style w:type="paragraph" w:default="1" w:styleId="Normal">
     <w:name w:val="Normal"/>
     <w:qFormat/>
+    <w:rsid w:val="00015DD1"/>
   </w:style>
   <w:style w:type="paragraph" w:styleId="Heading1">
     <w:name w:val="heading 1"/>

--- a/TUMANGDAY_FINAL PROJECT.docx
+++ b/TUMANGDAY_FINAL PROJECT.docx
@@ -934,25 +934,7 @@
         <w:rPr>
           <w:rFonts w:ascii="Aptos" w:hAnsi="Aptos"/>
         </w:rPr>
-        <w:t xml:space="preserve">The </w:t>
-      </w:r>
-      <w:r>
-        <w:rPr>
-          <w:rFonts w:ascii="Aptos" w:hAnsi="Aptos"/>
-        </w:rPr>
-        <w:t>worlds-hottest-peppers.csv</w:t>
-      </w:r>
-      <w:r>
-        <w:rPr>
-          <w:rFonts w:ascii="Aptos" w:hAnsi="Aptos"/>
-        </w:rPr>
-        <w:t xml:space="preserve"> dataset contains </w:t>
-      </w:r>
-      <w:r>
-        <w:rPr>
-          <w:rFonts w:ascii="Aptos" w:hAnsi="Aptos"/>
-        </w:rPr>
-        <w:t>the top 10 hottest peppers in the world. A jalape</w:t>
+        <w:t>The worlds-hottest-peppers.csv dataset contains the top 10 hottest peppers in the world. A jalape</w:t>
       </w:r>
       <w:r>
         <w:rPr>
@@ -1001,6 +983,7 @@
       <w:r>
         <w:rPr>
           <w:rFonts w:ascii="Aptos" w:hAnsi="Aptos"/>
+          <w:noProof/>
         </w:rPr>
         <w:drawing>
           <wp:inline distT="0" distB="0" distL="0" distR="0" wp14:anchorId="726D4F37" wp14:editId="40E7EFFC">
@@ -1049,6 +1032,7 @@
       <w:r>
         <w:rPr>
           <w:rFonts w:ascii="Aptos" w:hAnsi="Aptos"/>
+          <w:noProof/>
         </w:rPr>
         <w:drawing>
           <wp:inline distT="0" distB="0" distL="0" distR="0" wp14:anchorId="4A23B1AF" wp14:editId="5B376EE8">
@@ -1121,6 +1105,7 @@
       <w:r>
         <w:rPr>
           <w:rFonts w:ascii="Aptos" w:hAnsi="Aptos"/>
+          <w:noProof/>
         </w:rPr>
         <w:drawing>
           <wp:inline distT="0" distB="0" distL="0" distR="0" wp14:anchorId="7F38F15C" wp14:editId="5DEC3D24">
@@ -1201,19 +1186,7 @@
         <w:rPr>
           <w:rFonts w:ascii="Aptos" w:hAnsi="Aptos"/>
         </w:rPr>
-        <w:t xml:space="preserve">: Is </w:t>
-      </w:r>
-      <w:r>
-        <w:rPr>
-          <w:rFonts w:ascii="Aptos" w:hAnsi="Aptos"/>
-        </w:rPr>
-        <w:t>the</w:t>
-      </w:r>
-      <w:r>
-        <w:rPr>
-          <w:rFonts w:ascii="Aptos" w:hAnsi="Aptos"/>
-        </w:rPr>
-        <w:t xml:space="preserve"> </w:t>
+        <w:t xml:space="preserve">: Is the </w:t>
       </w:r>
       <w:r>
         <w:rPr>
@@ -1417,51 +1390,7 @@
           <w:szCs w:val="32"/>
         </w:rPr>
         <w:lastRenderedPageBreak/>
-        <w:t xml:space="preserve">Data </w:t>
-      </w:r>
-      <w:r>
-        <w:rPr>
-          <w:rFonts w:ascii="Aptos" w:hAnsi="Aptos"/>
-          <w:b/>
-          <w:bCs/>
-          <w:color w:val="auto"/>
-          <w:sz w:val="32"/>
-          <w:szCs w:val="32"/>
-        </w:rPr>
-        <w:t>Modeling</w:t>
-      </w:r>
-      <w:r>
-        <w:rPr>
-          <w:rFonts w:ascii="Aptos" w:hAnsi="Aptos"/>
-          <w:b/>
-          <w:bCs/>
-          <w:color w:val="auto"/>
-          <w:sz w:val="32"/>
-          <w:szCs w:val="32"/>
-        </w:rPr>
-        <w:t xml:space="preserve"> – </w:t>
-      </w:r>
-      <w:r>
-        <w:rPr>
-          <w:rFonts w:ascii="Aptos" w:hAnsi="Aptos"/>
-          <w:b/>
-          <w:bCs/>
-          <w:color w:val="auto"/>
-          <w:sz w:val="32"/>
-          <w:szCs w:val="32"/>
-        </w:rPr>
-        <w:t>Lion Nose Color</w:t>
-      </w:r>
-      <w:r>
-        <w:rPr>
-          <w:rFonts w:ascii="Aptos" w:hAnsi="Aptos"/>
-          <w:b/>
-          <w:bCs/>
-          <w:color w:val="auto"/>
-          <w:sz w:val="32"/>
-          <w:szCs w:val="32"/>
-        </w:rPr>
-        <w:t xml:space="preserve"> </w:t>
+        <w:t xml:space="preserve">Data Modeling – Lion Nose Color </w:t>
       </w:r>
     </w:p>
     <w:p>
@@ -1498,25 +1427,19 @@
         <w:rPr>
           <w:rFonts w:ascii="Aptos" w:hAnsi="Aptos"/>
         </w:rPr>
-        <w:t xml:space="preserve">The </w:t>
-      </w:r>
-      <w:r>
-        <w:rPr>
-          <w:rFonts w:ascii="Aptos" w:hAnsi="Aptos"/>
-        </w:rPr>
-        <w:t>worlds-hottest-peppers.csv</w:t>
-      </w:r>
-      <w:r>
-        <w:rPr>
-          <w:rFonts w:ascii="Aptos" w:hAnsi="Aptos"/>
-        </w:rPr>
-        <w:t xml:space="preserve"> dataset contains </w:t>
-      </w:r>
-      <w:r>
-        <w:rPr>
-          <w:rFonts w:ascii="Aptos" w:hAnsi="Aptos"/>
-        </w:rPr>
-        <w:t>the top 10 hottest peppers in the world. A jalapeño is added as a reference to help understand the spiciness of a pepper.</w:t>
+        <w:t>The lion-nose-color.csv</w:t>
+      </w:r>
+      <w:r>
+        <w:rPr>
+          <w:rFonts w:ascii="Aptos" w:hAnsi="Aptos"/>
+        </w:rPr>
+        <w:t xml:space="preserve"> dataset</w:t>
+      </w:r>
+      <w:r>
+        <w:rPr>
+          <w:rFonts w:ascii="Aptos" w:hAnsi="Aptos"/>
+        </w:rPr>
+        <w:t xml:space="preserve"> contains data on 91 lions from the Serengeti, each monitored by researchers since birth. Because their exact ages are known, researchers can analyze photographs to determine the percentage of black on their noses and assess how well nose coloration predicts age.</w:t>
       </w:r>
     </w:p>
     <w:p>
@@ -1555,10 +1478,10 @@
           <w:rFonts w:ascii="Aptos" w:hAnsi="Aptos"/>
         </w:rPr>
         <w:drawing>
-          <wp:inline distT="0" distB="0" distL="0" distR="0" wp14:anchorId="603DED9F" wp14:editId="42D1CEEB">
-            <wp:extent cx="5943600" cy="3240405"/>
-            <wp:effectExtent l="0" t="0" r="0" b="0"/>
-            <wp:docPr id="442034952" name="Picture 1"/>
+          <wp:inline distT="0" distB="0" distL="0" distR="0" wp14:anchorId="525A1087" wp14:editId="5C25C389">
+            <wp:extent cx="5943600" cy="3503930"/>
+            <wp:effectExtent l="0" t="0" r="0" b="1270"/>
+            <wp:docPr id="1035834564" name="Picture 1"/>
             <wp:cNvGraphicFramePr>
               <a:graphicFrameLocks xmlns:a="http://schemas.openxmlformats.org/drawingml/2006/main" noChangeAspect="1"/>
             </wp:cNvGraphicFramePr>
@@ -1566,11 +1489,11 @@
               <a:graphicData uri="http://schemas.openxmlformats.org/drawingml/2006/picture">
                 <pic:pic xmlns:pic="http://schemas.openxmlformats.org/drawingml/2006/picture">
                   <pic:nvPicPr>
-                    <pic:cNvPr id="293268508" name=""/>
+                    <pic:cNvPr id="1035834564" name=""/>
                     <pic:cNvPicPr/>
                   </pic:nvPicPr>
                   <pic:blipFill>
-                    <a:blip r:embed="rId13"/>
+                    <a:blip r:embed="rId16"/>
                     <a:stretch>
                       <a:fillRect/>
                     </a:stretch>
@@ -1578,7 +1501,7 @@
                   <pic:spPr>
                     <a:xfrm>
                       <a:off x="0" y="0"/>
-                      <a:ext cx="5943600" cy="3240405"/>
+                      <a:ext cx="5943600" cy="3503930"/>
                     </a:xfrm>
                     <a:prstGeom prst="rect">
                       <a:avLst/>
@@ -1603,10 +1526,10 @@
           <w:rFonts w:ascii="Aptos" w:hAnsi="Aptos"/>
         </w:rPr>
         <w:drawing>
-          <wp:inline distT="0" distB="0" distL="0" distR="0" wp14:anchorId="05FBE544" wp14:editId="2B9717A7">
-            <wp:extent cx="5943600" cy="1216660"/>
+          <wp:inline distT="0" distB="0" distL="0" distR="0" wp14:anchorId="5B7E9565" wp14:editId="00B34760">
+            <wp:extent cx="5943600" cy="378460"/>
             <wp:effectExtent l="0" t="0" r="0" b="2540"/>
-            <wp:docPr id="706261564" name="Picture 1"/>
+            <wp:docPr id="1787944074" name="Picture 1"/>
             <wp:cNvGraphicFramePr>
               <a:graphicFrameLocks xmlns:a="http://schemas.openxmlformats.org/drawingml/2006/main" noChangeAspect="1"/>
             </wp:cNvGraphicFramePr>
@@ -1614,11 +1537,11 @@
               <a:graphicData uri="http://schemas.openxmlformats.org/drawingml/2006/picture">
                 <pic:pic xmlns:pic="http://schemas.openxmlformats.org/drawingml/2006/picture">
                   <pic:nvPicPr>
-                    <pic:cNvPr id="1320178012" name=""/>
+                    <pic:cNvPr id="1787944074" name=""/>
                     <pic:cNvPicPr/>
                   </pic:nvPicPr>
                   <pic:blipFill>
-                    <a:blip r:embed="rId14"/>
+                    <a:blip r:embed="rId17"/>
                     <a:stretch>
                       <a:fillRect/>
                     </a:stretch>
@@ -1626,7 +1549,7 @@
                   <pic:spPr>
                     <a:xfrm>
                       <a:off x="0" y="0"/>
-                      <a:ext cx="5943600" cy="1216660"/>
+                      <a:ext cx="5943600" cy="378460"/>
                     </a:xfrm>
                     <a:prstGeom prst="rect">
                       <a:avLst/>
@@ -1641,31 +1564,7 @@
     </w:p>
     <w:p>
       <w:pPr>
-        <w:pStyle w:val="Heading2"/>
-        <w:rPr>
-          <w:rFonts w:ascii="Aptos" w:hAnsi="Aptos"/>
-          <w:b/>
-          <w:bCs/>
-          <w:color w:val="auto"/>
-          <w:sz w:val="28"/>
-          <w:szCs w:val="28"/>
-        </w:rPr>
-      </w:pPr>
-      <w:r>
-        <w:rPr>
-          <w:rFonts w:ascii="Aptos" w:hAnsi="Aptos"/>
-          <w:b/>
-          <w:bCs/>
-          <w:color w:val="auto"/>
-          <w:sz w:val="28"/>
-          <w:szCs w:val="28"/>
-        </w:rPr>
-        <w:lastRenderedPageBreak/>
-        <w:t>Charts:</w:t>
-      </w:r>
-    </w:p>
-    <w:p>
-      <w:pPr>
+        <w:jc w:val="center"/>
         <w:rPr>
           <w:rFonts w:ascii="Aptos" w:hAnsi="Aptos"/>
         </w:rPr>
@@ -1675,10 +1574,10 @@
           <w:rFonts w:ascii="Aptos" w:hAnsi="Aptos"/>
         </w:rPr>
         <w:drawing>
-          <wp:inline distT="0" distB="0" distL="0" distR="0" wp14:anchorId="5E73331D" wp14:editId="047CCA63">
-            <wp:extent cx="5943600" cy="3112770"/>
+          <wp:inline distT="0" distB="0" distL="0" distR="0" wp14:anchorId="4AFE0158" wp14:editId="38AAE133">
+            <wp:extent cx="5943600" cy="231140"/>
             <wp:effectExtent l="0" t="0" r="0" b="0"/>
-            <wp:docPr id="265558809" name="Picture 1"/>
+            <wp:docPr id="837546888" name="Picture 1"/>
             <wp:cNvGraphicFramePr>
               <a:graphicFrameLocks xmlns:a="http://schemas.openxmlformats.org/drawingml/2006/main" noChangeAspect="1"/>
             </wp:cNvGraphicFramePr>
@@ -1686,11 +1585,11 @@
               <a:graphicData uri="http://schemas.openxmlformats.org/drawingml/2006/picture">
                 <pic:pic xmlns:pic="http://schemas.openxmlformats.org/drawingml/2006/picture">
                   <pic:nvPicPr>
-                    <pic:cNvPr id="1941188663" name=""/>
+                    <pic:cNvPr id="837546888" name=""/>
                     <pic:cNvPicPr/>
                   </pic:nvPicPr>
                   <pic:blipFill>
-                    <a:blip r:embed="rId15"/>
+                    <a:blip r:embed="rId18"/>
                     <a:stretch>
                       <a:fillRect/>
                     </a:stretch>
@@ -1698,7 +1597,7 @@
                   <pic:spPr>
                     <a:xfrm>
                       <a:off x="0" y="0"/>
-                      <a:ext cx="5943600" cy="3112770"/>
+                      <a:ext cx="5943600" cy="231140"/>
                     </a:xfrm>
                     <a:prstGeom prst="rect">
                       <a:avLst/>
@@ -1732,6 +1631,79 @@
           <w:sz w:val="28"/>
           <w:szCs w:val="28"/>
         </w:rPr>
+        <w:lastRenderedPageBreak/>
+        <w:t>Charts:</w:t>
+      </w:r>
+    </w:p>
+    <w:p>
+      <w:pPr>
+        <w:jc w:val="center"/>
+        <w:rPr>
+          <w:rFonts w:ascii="Aptos" w:hAnsi="Aptos"/>
+        </w:rPr>
+      </w:pPr>
+      <w:r>
+        <w:rPr>
+          <w:rFonts w:ascii="Aptos" w:hAnsi="Aptos"/>
+        </w:rPr>
+        <w:drawing>
+          <wp:inline distT="0" distB="0" distL="0" distR="0" wp14:anchorId="6405B85A" wp14:editId="4A7E2E29">
+            <wp:extent cx="5353050" cy="4333875"/>
+            <wp:effectExtent l="0" t="0" r="0" b="9525"/>
+            <wp:docPr id="1094881916" name="Picture 1"/>
+            <wp:cNvGraphicFramePr>
+              <a:graphicFrameLocks xmlns:a="http://schemas.openxmlformats.org/drawingml/2006/main" noChangeAspect="1"/>
+            </wp:cNvGraphicFramePr>
+            <a:graphic xmlns:a="http://schemas.openxmlformats.org/drawingml/2006/main">
+              <a:graphicData uri="http://schemas.openxmlformats.org/drawingml/2006/picture">
+                <pic:pic xmlns:pic="http://schemas.openxmlformats.org/drawingml/2006/picture">
+                  <pic:nvPicPr>
+                    <pic:cNvPr id="1094881916" name=""/>
+                    <pic:cNvPicPr/>
+                  </pic:nvPicPr>
+                  <pic:blipFill>
+                    <a:blip r:embed="rId19"/>
+                    <a:stretch>
+                      <a:fillRect/>
+                    </a:stretch>
+                  </pic:blipFill>
+                  <pic:spPr>
+                    <a:xfrm>
+                      <a:off x="0" y="0"/>
+                      <a:ext cx="5353050" cy="4333875"/>
+                    </a:xfrm>
+                    <a:prstGeom prst="rect">
+                      <a:avLst/>
+                    </a:prstGeom>
+                  </pic:spPr>
+                </pic:pic>
+              </a:graphicData>
+            </a:graphic>
+          </wp:inline>
+        </w:drawing>
+      </w:r>
+    </w:p>
+    <w:p>
+      <w:pPr>
+        <w:pStyle w:val="Heading2"/>
+        <w:rPr>
+          <w:rFonts w:ascii="Aptos" w:hAnsi="Aptos"/>
+          <w:b/>
+          <w:bCs/>
+          <w:color w:val="auto"/>
+          <w:sz w:val="28"/>
+          <w:szCs w:val="28"/>
+        </w:rPr>
+      </w:pPr>
+      <w:r>
+        <w:rPr>
+          <w:rFonts w:ascii="Aptos" w:hAnsi="Aptos"/>
+          <w:b/>
+          <w:bCs/>
+          <w:color w:val="auto"/>
+          <w:sz w:val="28"/>
+          <w:szCs w:val="28"/>
+        </w:rPr>
         <w:t>Insights/Observations:</w:t>
       </w:r>
     </w:p>
@@ -1747,19 +1719,40 @@
           <w:b/>
           <w:bCs/>
         </w:rPr>
-        <w:t>Hottest Pepper</w:t>
-      </w:r>
-      <w:r>
-        <w:rPr>
-          <w:rFonts w:ascii="Aptos" w:hAnsi="Aptos"/>
-        </w:rPr>
-        <w:t xml:space="preserve">: Is </w:t>
-      </w:r>
-      <w:r>
-        <w:rPr>
-          <w:rFonts w:ascii="Aptos" w:hAnsi="Aptos"/>
-        </w:rPr>
-        <w:t>the</w:t>
+        <w:t>Age and Nose Color</w:t>
+      </w:r>
+      <w:r>
+        <w:rPr>
+          <w:rFonts w:ascii="Aptos" w:hAnsi="Aptos"/>
+        </w:rPr>
+        <w:t xml:space="preserve">: </w:t>
+      </w:r>
+      <w:r>
+        <w:rPr>
+          <w:rFonts w:ascii="Aptos" w:hAnsi="Aptos"/>
+        </w:rPr>
+        <w:t>There is a noticeable relationship between age and nose pigmentation – older lions tend to have higher black pigmentation on their noses</w:t>
+      </w:r>
+      <w:r>
+        <w:rPr>
+          <w:rFonts w:ascii="Aptos" w:hAnsi="Aptos"/>
+        </w:rPr>
+        <w:t>.</w:t>
+      </w:r>
+    </w:p>
+    <w:p>
+      <w:pPr>
+        <w:rPr>
+          <w:rFonts w:ascii="Aptos" w:hAnsi="Aptos"/>
+        </w:rPr>
+      </w:pPr>
+      <w:r>
+        <w:rPr>
+          <w:rFonts w:ascii="Aptos" w:hAnsi="Aptos"/>
+          <w:b/>
+          <w:bCs/>
+        </w:rPr>
+        <w:t>Age when 100% black?</w:t>
       </w:r>
       <w:r>
         <w:rPr>
@@ -1770,106 +1763,8 @@
       <w:r>
         <w:rPr>
           <w:rFonts w:ascii="Aptos" w:hAnsi="Aptos"/>
-          <w:b/>
-          <w:bCs/>
-        </w:rPr>
-        <w:t>Pepper X</w:t>
-      </w:r>
-      <w:r>
-        <w:rPr>
-          <w:rFonts w:ascii="Aptos" w:hAnsi="Aptos"/>
-        </w:rPr>
-        <w:t>, having 2, 693, 000 Scoville Heat Units (SHU) compared to the other peppers.</w:t>
-      </w:r>
-    </w:p>
-    <w:p>
-      <w:pPr>
-        <w:rPr>
-          <w:rFonts w:ascii="Aptos" w:hAnsi="Aptos"/>
-        </w:rPr>
-      </w:pPr>
-      <w:r>
-        <w:rPr>
-          <w:rFonts w:ascii="Aptos" w:hAnsi="Aptos"/>
-          <w:b/>
-          <w:bCs/>
-        </w:rPr>
-        <w:t>Former world record</w:t>
-      </w:r>
-      <w:r>
-        <w:rPr>
-          <w:rFonts w:ascii="Aptos" w:hAnsi="Aptos"/>
-        </w:rPr>
-        <w:t xml:space="preserve">: Was on </w:t>
-      </w:r>
-      <w:r>
-        <w:rPr>
-          <w:rFonts w:ascii="Aptos" w:hAnsi="Aptos"/>
-          <w:b/>
-          <w:bCs/>
-        </w:rPr>
-        <w:t>Ghost Pepper</w:t>
-      </w:r>
-      <w:r>
-        <w:rPr>
-          <w:rFonts w:ascii="Aptos" w:hAnsi="Aptos"/>
-        </w:rPr>
-        <w:t xml:space="preserve"> (2007) but now in the lower portion of the chart, showing how </w:t>
-      </w:r>
-      <w:r>
-        <w:rPr>
-          <w:rFonts w:ascii="Aptos" w:hAnsi="Aptos"/>
-          <w:b/>
-          <w:bCs/>
-        </w:rPr>
-        <w:t>newer peppers</w:t>
-      </w:r>
-      <w:r>
-        <w:rPr>
-          <w:rFonts w:ascii="Aptos" w:hAnsi="Aptos"/>
-        </w:rPr>
-        <w:t xml:space="preserve"> are </w:t>
-      </w:r>
-      <w:r>
-        <w:rPr>
-          <w:rFonts w:ascii="Aptos" w:hAnsi="Aptos"/>
-          <w:b/>
-          <w:bCs/>
-        </w:rPr>
-        <w:t>surpassing world records</w:t>
-      </w:r>
-      <w:r>
-        <w:rPr>
-          <w:rFonts w:ascii="Aptos" w:hAnsi="Aptos"/>
-        </w:rPr>
-        <w:t>.</w:t>
-      </w:r>
-    </w:p>
-    <w:p>
-      <w:pPr>
-        <w:rPr>
-          <w:rFonts w:ascii="Aptos" w:hAnsi="Aptos"/>
-        </w:rPr>
-      </w:pPr>
-      <w:r>
-        <w:rPr>
-          <w:rFonts w:ascii="Aptos" w:hAnsi="Aptos"/>
-          <w:b/>
-          <w:bCs/>
-        </w:rPr>
-        <w:t>Common peppers</w:t>
-      </w:r>
-      <w:r>
-        <w:rPr>
-          <w:rFonts w:ascii="Aptos" w:hAnsi="Aptos"/>
-        </w:rPr>
-        <w:t xml:space="preserve">: </w:t>
-      </w:r>
-      <w:r>
-        <w:rPr>
-          <w:rFonts w:ascii="Aptos" w:hAnsi="Aptos"/>
-        </w:rPr>
-        <w:t>Comparing to a Jalapeño, which has 8,000 SHU, the Red Savina Habanero is hotter with 500,000 SHU.</w:t>
+        </w:rPr>
+        <w:t>The model suggests that older lions do have black noses however this is only based on the dataset and predictions may not be reliable.</w:t>
       </w:r>
     </w:p>
     <w:p>
@@ -1956,8 +1851,51 @@
           <w:sz w:val="32"/>
           <w:szCs w:val="32"/>
         </w:rPr>
-        <w:lastRenderedPageBreak/>
-        <w:t xml:space="preserve">Data Cleaning – Visualization </w:t>
+        <w:t xml:space="preserve">Data </w:t>
+      </w:r>
+      <w:r>
+        <w:rPr>
+          <w:rFonts w:ascii="Aptos" w:hAnsi="Aptos"/>
+          <w:b/>
+          <w:bCs/>
+          <w:color w:val="auto"/>
+          <w:sz w:val="32"/>
+          <w:szCs w:val="32"/>
+        </w:rPr>
+        <w:t>Storytelling</w:t>
+      </w:r>
+      <w:r>
+        <w:rPr>
+          <w:rFonts w:ascii="Aptos" w:hAnsi="Aptos"/>
+          <w:b/>
+          <w:bCs/>
+          <w:color w:val="auto"/>
+          <w:sz w:val="32"/>
+          <w:szCs w:val="32"/>
+        </w:rPr>
+        <w:t xml:space="preserve"> – </w:t>
+      </w:r>
+      <w:r>
+        <w:rPr>
+          <w:rFonts w:ascii="Aptos" w:hAnsi="Aptos"/>
+          <w:b/>
+          <w:bCs/>
+          <w:color w:val="auto"/>
+          <w:sz w:val="32"/>
+          <w:szCs w:val="32"/>
+        </w:rPr>
+        <w:t>Silent Spring</w:t>
+      </w:r>
+      <w:r>
+        <w:rPr>
+          <w:rFonts w:ascii="Aptos" w:hAnsi="Aptos"/>
+          <w:b/>
+          <w:bCs/>
+          <w:color w:val="auto"/>
+          <w:sz w:val="32"/>
+          <w:szCs w:val="32"/>
+        </w:rPr>
+        <w:t xml:space="preserve"> </w:t>
       </w:r>
     </w:p>
     <w:p>
@@ -2832,7 +2770,6 @@
   <w:style w:type="character" w:default="1" w:styleId="DefaultParagraphFont">
     <w:name w:val="Default Paragraph Font"/>
     <w:uiPriority w:val="1"/>
-    <w:semiHidden/>
     <w:unhideWhenUsed/>
   </w:style>
   <w:style w:type="table" w:default="1" w:styleId="TableNormal">

--- a/TUMANGDAY_FINAL PROJECT.docx
+++ b/TUMANGDAY_FINAL PROJECT.docx
@@ -1476,6 +1476,7 @@
       <w:r>
         <w:rPr>
           <w:rFonts w:ascii="Aptos" w:hAnsi="Aptos"/>
+          <w:noProof/>
         </w:rPr>
         <w:drawing>
           <wp:inline distT="0" distB="0" distL="0" distR="0" wp14:anchorId="525A1087" wp14:editId="5C25C389">
@@ -1524,6 +1525,7 @@
       <w:r>
         <w:rPr>
           <w:rFonts w:ascii="Aptos" w:hAnsi="Aptos"/>
+          <w:noProof/>
         </w:rPr>
         <w:drawing>
           <wp:inline distT="0" distB="0" distL="0" distR="0" wp14:anchorId="5B7E9565" wp14:editId="00B34760">
@@ -1572,6 +1574,7 @@
       <w:r>
         <w:rPr>
           <w:rFonts w:ascii="Aptos" w:hAnsi="Aptos"/>
+          <w:noProof/>
         </w:rPr>
         <w:drawing>
           <wp:inline distT="0" distB="0" distL="0" distR="0" wp14:anchorId="4AFE0158" wp14:editId="38AAE133">
@@ -1645,6 +1648,7 @@
       <w:r>
         <w:rPr>
           <w:rFonts w:ascii="Aptos" w:hAnsi="Aptos"/>
+          <w:noProof/>
         </w:rPr>
         <w:drawing>
           <wp:inline distT="0" distB="0" distL="0" distR="0" wp14:anchorId="6405B85A" wp14:editId="4A7E2E29">
@@ -1731,7 +1735,35 @@
         <w:rPr>
           <w:rFonts w:ascii="Aptos" w:hAnsi="Aptos"/>
         </w:rPr>
-        <w:t>There is a noticeable relationship between age and nose pigmentation – older lions tend to have higher black pigmentation on their noses</w:t>
+        <w:t xml:space="preserve">There is a noticeable relationship between age and nose pigmentation – </w:t>
+      </w:r>
+      <w:r>
+        <w:rPr>
+          <w:rFonts w:ascii="Aptos" w:hAnsi="Aptos"/>
+          <w:b/>
+          <w:bCs/>
+        </w:rPr>
+        <w:t>older lions</w:t>
+      </w:r>
+      <w:r>
+        <w:rPr>
+          <w:rFonts w:ascii="Aptos" w:hAnsi="Aptos"/>
+        </w:rPr>
+        <w:t xml:space="preserve"> tend to have </w:t>
+      </w:r>
+      <w:r>
+        <w:rPr>
+          <w:rFonts w:ascii="Aptos" w:hAnsi="Aptos"/>
+          <w:b/>
+          <w:bCs/>
+        </w:rPr>
+        <w:t>higher black pigmentation</w:t>
+      </w:r>
+      <w:r>
+        <w:rPr>
+          <w:rFonts w:ascii="Aptos" w:hAnsi="Aptos"/>
+        </w:rPr>
+        <w:t xml:space="preserve"> on their noses</w:t>
       </w:r>
       <w:r>
         <w:rPr>
@@ -1928,6 +1960,25 @@
           <w:rFonts w:ascii="Aptos" w:hAnsi="Aptos"/>
         </w:rPr>
       </w:pPr>
+      <w:r>
+        <w:rPr>
+          <w:rFonts w:ascii="Aptos" w:hAnsi="Aptos"/>
+        </w:rPr>
+        <w:t>The animal-word-trends-silent-spring.csv dataset tracks the frequency of animal-related terms in texts from 1900 to 2019. The words range from pests to birds. It is also framed around the Silent Spring, by Rachel Carson (1962).</w:t>
+      </w:r>
+    </w:p>
+    <w:p>
+      <w:pPr>
+        <w:rPr>
+          <w:rFonts w:ascii="Aptos" w:hAnsi="Aptos"/>
+        </w:rPr>
+      </w:pPr>
+      <w:r>
+        <w:rPr>
+          <w:rFonts w:ascii="Aptos" w:hAnsi="Aptos"/>
+        </w:rPr>
+        <w:t>The sparrowhawk-eggshell-data.csv dataset records the average eggshell thickness of sparrowhawk eggs observations from 1901 to 1967 and documents the impact of DDT when it was made available to the public.</w:t>
+      </w:r>
     </w:p>
     <w:p>
       <w:pPr>
@@ -1955,10 +2006,244 @@
     </w:p>
     <w:p>
       <w:pPr>
-        <w:rPr>
-          <w:rFonts w:ascii="Aptos" w:hAnsi="Aptos"/>
-        </w:rPr>
-      </w:pPr>
+        <w:jc w:val="center"/>
+        <w:rPr>
+          <w:rFonts w:ascii="Aptos" w:hAnsi="Aptos"/>
+        </w:rPr>
+      </w:pPr>
+      <w:r>
+        <w:rPr>
+          <w:rFonts w:ascii="Aptos" w:hAnsi="Aptos"/>
+        </w:rPr>
+        <w:drawing>
+          <wp:inline distT="0" distB="0" distL="0" distR="0" wp14:anchorId="7AE19649" wp14:editId="51A23A29">
+            <wp:extent cx="5943600" cy="1376045"/>
+            <wp:effectExtent l="0" t="0" r="0" b="0"/>
+            <wp:docPr id="2076766081" name="Picture 1"/>
+            <wp:cNvGraphicFramePr>
+              <a:graphicFrameLocks xmlns:a="http://schemas.openxmlformats.org/drawingml/2006/main" noChangeAspect="1"/>
+            </wp:cNvGraphicFramePr>
+            <a:graphic xmlns:a="http://schemas.openxmlformats.org/drawingml/2006/main">
+              <a:graphicData uri="http://schemas.openxmlformats.org/drawingml/2006/picture">
+                <pic:pic xmlns:pic="http://schemas.openxmlformats.org/drawingml/2006/picture">
+                  <pic:nvPicPr>
+                    <pic:cNvPr id="2076766081" name=""/>
+                    <pic:cNvPicPr/>
+                  </pic:nvPicPr>
+                  <pic:blipFill>
+                    <a:blip r:embed="rId20"/>
+                    <a:stretch>
+                      <a:fillRect/>
+                    </a:stretch>
+                  </pic:blipFill>
+                  <pic:spPr>
+                    <a:xfrm>
+                      <a:off x="0" y="0"/>
+                      <a:ext cx="5943600" cy="1376045"/>
+                    </a:xfrm>
+                    <a:prstGeom prst="rect">
+                      <a:avLst/>
+                    </a:prstGeom>
+                  </pic:spPr>
+                </pic:pic>
+              </a:graphicData>
+            </a:graphic>
+          </wp:inline>
+        </w:drawing>
+      </w:r>
+    </w:p>
+    <w:p>
+      <w:pPr>
+        <w:jc w:val="center"/>
+        <w:rPr>
+          <w:rFonts w:ascii="Aptos" w:hAnsi="Aptos"/>
+        </w:rPr>
+      </w:pPr>
+      <w:r>
+        <w:rPr>
+          <w:rFonts w:ascii="Aptos" w:hAnsi="Aptos"/>
+        </w:rPr>
+        <w:drawing>
+          <wp:inline distT="0" distB="0" distL="0" distR="0" wp14:anchorId="2F74EC7F" wp14:editId="34B7E44C">
+            <wp:extent cx="5943600" cy="2856865"/>
+            <wp:effectExtent l="0" t="0" r="0" b="635"/>
+            <wp:docPr id="141153309" name="Picture 1"/>
+            <wp:cNvGraphicFramePr>
+              <a:graphicFrameLocks xmlns:a="http://schemas.openxmlformats.org/drawingml/2006/main" noChangeAspect="1"/>
+            </wp:cNvGraphicFramePr>
+            <a:graphic xmlns:a="http://schemas.openxmlformats.org/drawingml/2006/main">
+              <a:graphicData uri="http://schemas.openxmlformats.org/drawingml/2006/picture">
+                <pic:pic xmlns:pic="http://schemas.openxmlformats.org/drawingml/2006/picture">
+                  <pic:nvPicPr>
+                    <pic:cNvPr id="141153309" name=""/>
+                    <pic:cNvPicPr/>
+                  </pic:nvPicPr>
+                  <pic:blipFill>
+                    <a:blip r:embed="rId21"/>
+                    <a:stretch>
+                      <a:fillRect/>
+                    </a:stretch>
+                  </pic:blipFill>
+                  <pic:spPr>
+                    <a:xfrm>
+                      <a:off x="0" y="0"/>
+                      <a:ext cx="5943600" cy="2856865"/>
+                    </a:xfrm>
+                    <a:prstGeom prst="rect">
+                      <a:avLst/>
+                    </a:prstGeom>
+                  </pic:spPr>
+                </pic:pic>
+              </a:graphicData>
+            </a:graphic>
+          </wp:inline>
+        </w:drawing>
+      </w:r>
+    </w:p>
+    <w:p>
+      <w:pPr>
+        <w:jc w:val="center"/>
+        <w:rPr>
+          <w:rFonts w:ascii="Aptos" w:hAnsi="Aptos"/>
+        </w:rPr>
+      </w:pPr>
+      <w:r>
+        <w:rPr>
+          <w:rFonts w:ascii="Aptos" w:hAnsi="Aptos"/>
+        </w:rPr>
+        <w:lastRenderedPageBreak/>
+        <w:drawing>
+          <wp:inline distT="0" distB="0" distL="0" distR="0" wp14:anchorId="6150D0F0" wp14:editId="23A6D519">
+            <wp:extent cx="5943600" cy="1765935"/>
+            <wp:effectExtent l="0" t="0" r="0" b="5715"/>
+            <wp:docPr id="2088455592" name="Picture 1"/>
+            <wp:cNvGraphicFramePr>
+              <a:graphicFrameLocks xmlns:a="http://schemas.openxmlformats.org/drawingml/2006/main" noChangeAspect="1"/>
+            </wp:cNvGraphicFramePr>
+            <a:graphic xmlns:a="http://schemas.openxmlformats.org/drawingml/2006/main">
+              <a:graphicData uri="http://schemas.openxmlformats.org/drawingml/2006/picture">
+                <pic:pic xmlns:pic="http://schemas.openxmlformats.org/drawingml/2006/picture">
+                  <pic:nvPicPr>
+                    <pic:cNvPr id="2088455592" name=""/>
+                    <pic:cNvPicPr/>
+                  </pic:nvPicPr>
+                  <pic:blipFill>
+                    <a:blip r:embed="rId22"/>
+                    <a:stretch>
+                      <a:fillRect/>
+                    </a:stretch>
+                  </pic:blipFill>
+                  <pic:spPr>
+                    <a:xfrm>
+                      <a:off x="0" y="0"/>
+                      <a:ext cx="5943600" cy="1765935"/>
+                    </a:xfrm>
+                    <a:prstGeom prst="rect">
+                      <a:avLst/>
+                    </a:prstGeom>
+                  </pic:spPr>
+                </pic:pic>
+              </a:graphicData>
+            </a:graphic>
+          </wp:inline>
+        </w:drawing>
+      </w:r>
+    </w:p>
+    <w:p>
+      <w:pPr>
+        <w:jc w:val="center"/>
+        <w:rPr>
+          <w:rFonts w:ascii="Aptos" w:hAnsi="Aptos"/>
+        </w:rPr>
+      </w:pPr>
+      <w:r>
+        <w:rPr>
+          <w:rFonts w:ascii="Aptos" w:hAnsi="Aptos"/>
+        </w:rPr>
+        <w:drawing>
+          <wp:inline distT="0" distB="0" distL="0" distR="0" wp14:anchorId="7760BF85" wp14:editId="16132BF1">
+            <wp:extent cx="5943600" cy="2411095"/>
+            <wp:effectExtent l="0" t="0" r="0" b="8255"/>
+            <wp:docPr id="960238998" name="Picture 1"/>
+            <wp:cNvGraphicFramePr>
+              <a:graphicFrameLocks xmlns:a="http://schemas.openxmlformats.org/drawingml/2006/main" noChangeAspect="1"/>
+            </wp:cNvGraphicFramePr>
+            <a:graphic xmlns:a="http://schemas.openxmlformats.org/drawingml/2006/main">
+              <a:graphicData uri="http://schemas.openxmlformats.org/drawingml/2006/picture">
+                <pic:pic xmlns:pic="http://schemas.openxmlformats.org/drawingml/2006/picture">
+                  <pic:nvPicPr>
+                    <pic:cNvPr id="960238998" name=""/>
+                    <pic:cNvPicPr/>
+                  </pic:nvPicPr>
+                  <pic:blipFill>
+                    <a:blip r:embed="rId23"/>
+                    <a:stretch>
+                      <a:fillRect/>
+                    </a:stretch>
+                  </pic:blipFill>
+                  <pic:spPr>
+                    <a:xfrm>
+                      <a:off x="0" y="0"/>
+                      <a:ext cx="5943600" cy="2411095"/>
+                    </a:xfrm>
+                    <a:prstGeom prst="rect">
+                      <a:avLst/>
+                    </a:prstGeom>
+                  </pic:spPr>
+                </pic:pic>
+              </a:graphicData>
+            </a:graphic>
+          </wp:inline>
+        </w:drawing>
+      </w:r>
+    </w:p>
+    <w:p>
+      <w:pPr>
+        <w:jc w:val="center"/>
+        <w:rPr>
+          <w:rFonts w:ascii="Aptos" w:hAnsi="Aptos"/>
+        </w:rPr>
+      </w:pPr>
+      <w:r>
+        <w:rPr>
+          <w:rFonts w:ascii="Aptos" w:hAnsi="Aptos"/>
+        </w:rPr>
+        <w:drawing>
+          <wp:inline distT="0" distB="0" distL="0" distR="0" wp14:anchorId="16E83914" wp14:editId="53A5A4E7">
+            <wp:extent cx="5943600" cy="2689225"/>
+            <wp:effectExtent l="0" t="0" r="0" b="0"/>
+            <wp:docPr id="579508275" name="Picture 1"/>
+            <wp:cNvGraphicFramePr>
+              <a:graphicFrameLocks xmlns:a="http://schemas.openxmlformats.org/drawingml/2006/main" noChangeAspect="1"/>
+            </wp:cNvGraphicFramePr>
+            <a:graphic xmlns:a="http://schemas.openxmlformats.org/drawingml/2006/main">
+              <a:graphicData uri="http://schemas.openxmlformats.org/drawingml/2006/picture">
+                <pic:pic xmlns:pic="http://schemas.openxmlformats.org/drawingml/2006/picture">
+                  <pic:nvPicPr>
+                    <pic:cNvPr id="579508275" name=""/>
+                    <pic:cNvPicPr/>
+                  </pic:nvPicPr>
+                  <pic:blipFill>
+                    <a:blip r:embed="rId24"/>
+                    <a:stretch>
+                      <a:fillRect/>
+                    </a:stretch>
+                  </pic:blipFill>
+                  <pic:spPr>
+                    <a:xfrm>
+                      <a:off x="0" y="0"/>
+                      <a:ext cx="5943600" cy="2689225"/>
+                    </a:xfrm>
+                    <a:prstGeom prst="rect">
+                      <a:avLst/>
+                    </a:prstGeom>
+                  </pic:spPr>
+                </pic:pic>
+              </a:graphicData>
+            </a:graphic>
+          </wp:inline>
+        </w:drawing>
+      </w:r>
     </w:p>
     <w:p>
       <w:pPr>
@@ -1981,15 +2266,202 @@
           <w:sz w:val="28"/>
           <w:szCs w:val="28"/>
         </w:rPr>
+        <w:lastRenderedPageBreak/>
         <w:t>Charts:</w:t>
       </w:r>
     </w:p>
     <w:p>
       <w:pPr>
-        <w:rPr>
-          <w:rFonts w:ascii="Aptos" w:hAnsi="Aptos"/>
-        </w:rPr>
-      </w:pPr>
+        <w:jc w:val="center"/>
+        <w:rPr>
+          <w:rFonts w:ascii="Aptos" w:hAnsi="Aptos"/>
+        </w:rPr>
+      </w:pPr>
+      <w:r>
+        <w:rPr>
+          <w:rFonts w:ascii="Aptos" w:hAnsi="Aptos"/>
+        </w:rPr>
+        <w:drawing>
+          <wp:inline distT="0" distB="0" distL="0" distR="0" wp14:anchorId="01FE559F" wp14:editId="15276F95">
+            <wp:extent cx="4953000" cy="2828925"/>
+            <wp:effectExtent l="0" t="0" r="0" b="9525"/>
+            <wp:docPr id="1250560701" name="Picture 1"/>
+            <wp:cNvGraphicFramePr>
+              <a:graphicFrameLocks xmlns:a="http://schemas.openxmlformats.org/drawingml/2006/main" noChangeAspect="1"/>
+            </wp:cNvGraphicFramePr>
+            <a:graphic xmlns:a="http://schemas.openxmlformats.org/drawingml/2006/main">
+              <a:graphicData uri="http://schemas.openxmlformats.org/drawingml/2006/picture">
+                <pic:pic xmlns:pic="http://schemas.openxmlformats.org/drawingml/2006/picture">
+                  <pic:nvPicPr>
+                    <pic:cNvPr id="1250560701" name=""/>
+                    <pic:cNvPicPr/>
+                  </pic:nvPicPr>
+                  <pic:blipFill>
+                    <a:blip r:embed="rId25"/>
+                    <a:stretch>
+                      <a:fillRect/>
+                    </a:stretch>
+                  </pic:blipFill>
+                  <pic:spPr>
+                    <a:xfrm>
+                      <a:off x="0" y="0"/>
+                      <a:ext cx="4953000" cy="2828925"/>
+                    </a:xfrm>
+                    <a:prstGeom prst="rect">
+                      <a:avLst/>
+                    </a:prstGeom>
+                  </pic:spPr>
+                </pic:pic>
+              </a:graphicData>
+            </a:graphic>
+          </wp:inline>
+        </w:drawing>
+      </w:r>
+    </w:p>
+    <w:p>
+      <w:pPr>
+        <w:jc w:val="center"/>
+        <w:rPr>
+          <w:rFonts w:ascii="Aptos" w:hAnsi="Aptos"/>
+        </w:rPr>
+      </w:pPr>
+      <w:r>
+        <w:rPr>
+          <w:rFonts w:ascii="Aptos" w:hAnsi="Aptos"/>
+        </w:rPr>
+        <w:drawing>
+          <wp:inline distT="0" distB="0" distL="0" distR="0" wp14:anchorId="003FEE6C" wp14:editId="2FAA5D5C">
+            <wp:extent cx="4857750" cy="2828925"/>
+            <wp:effectExtent l="0" t="0" r="0" b="9525"/>
+            <wp:docPr id="1619268482" name="Picture 1"/>
+            <wp:cNvGraphicFramePr>
+              <a:graphicFrameLocks xmlns:a="http://schemas.openxmlformats.org/drawingml/2006/main" noChangeAspect="1"/>
+            </wp:cNvGraphicFramePr>
+            <a:graphic xmlns:a="http://schemas.openxmlformats.org/drawingml/2006/main">
+              <a:graphicData uri="http://schemas.openxmlformats.org/drawingml/2006/picture">
+                <pic:pic xmlns:pic="http://schemas.openxmlformats.org/drawingml/2006/picture">
+                  <pic:nvPicPr>
+                    <pic:cNvPr id="1619268482" name=""/>
+                    <pic:cNvPicPr/>
+                  </pic:nvPicPr>
+                  <pic:blipFill>
+                    <a:blip r:embed="rId26"/>
+                    <a:stretch>
+                      <a:fillRect/>
+                    </a:stretch>
+                  </pic:blipFill>
+                  <pic:spPr>
+                    <a:xfrm>
+                      <a:off x="0" y="0"/>
+                      <a:ext cx="4857750" cy="2828925"/>
+                    </a:xfrm>
+                    <a:prstGeom prst="rect">
+                      <a:avLst/>
+                    </a:prstGeom>
+                  </pic:spPr>
+                </pic:pic>
+              </a:graphicData>
+            </a:graphic>
+          </wp:inline>
+        </w:drawing>
+      </w:r>
+    </w:p>
+    <w:p>
+      <w:pPr>
+        <w:jc w:val="center"/>
+        <w:rPr>
+          <w:rFonts w:ascii="Aptos" w:hAnsi="Aptos"/>
+        </w:rPr>
+      </w:pPr>
+      <w:r>
+        <w:rPr>
+          <w:rFonts w:ascii="Aptos" w:hAnsi="Aptos"/>
+        </w:rPr>
+        <w:lastRenderedPageBreak/>
+        <w:drawing>
+          <wp:inline distT="0" distB="0" distL="0" distR="0" wp14:anchorId="2A069965" wp14:editId="5A377236">
+            <wp:extent cx="4514850" cy="3009900"/>
+            <wp:effectExtent l="0" t="0" r="0" b="0"/>
+            <wp:docPr id="1748432908" name="Picture 1"/>
+            <wp:cNvGraphicFramePr>
+              <a:graphicFrameLocks xmlns:a="http://schemas.openxmlformats.org/drawingml/2006/main" noChangeAspect="1"/>
+            </wp:cNvGraphicFramePr>
+            <a:graphic xmlns:a="http://schemas.openxmlformats.org/drawingml/2006/main">
+              <a:graphicData uri="http://schemas.openxmlformats.org/drawingml/2006/picture">
+                <pic:pic xmlns:pic="http://schemas.openxmlformats.org/drawingml/2006/picture">
+                  <pic:nvPicPr>
+                    <pic:cNvPr id="1748432908" name=""/>
+                    <pic:cNvPicPr/>
+                  </pic:nvPicPr>
+                  <pic:blipFill>
+                    <a:blip r:embed="rId27"/>
+                    <a:stretch>
+                      <a:fillRect/>
+                    </a:stretch>
+                  </pic:blipFill>
+                  <pic:spPr>
+                    <a:xfrm>
+                      <a:off x="0" y="0"/>
+                      <a:ext cx="4514850" cy="3009900"/>
+                    </a:xfrm>
+                    <a:prstGeom prst="rect">
+                      <a:avLst/>
+                    </a:prstGeom>
+                  </pic:spPr>
+                </pic:pic>
+              </a:graphicData>
+            </a:graphic>
+          </wp:inline>
+        </w:drawing>
+      </w:r>
+    </w:p>
+    <w:p>
+      <w:pPr>
+        <w:jc w:val="center"/>
+        <w:rPr>
+          <w:rFonts w:ascii="Aptos" w:hAnsi="Aptos"/>
+        </w:rPr>
+      </w:pPr>
+      <w:r>
+        <w:rPr>
+          <w:rFonts w:ascii="Aptos" w:hAnsi="Aptos"/>
+        </w:rPr>
+        <w:drawing>
+          <wp:inline distT="0" distB="0" distL="0" distR="0" wp14:anchorId="6A14ED8A" wp14:editId="3FE9C9A9">
+            <wp:extent cx="4924425" cy="2828925"/>
+            <wp:effectExtent l="0" t="0" r="9525" b="9525"/>
+            <wp:docPr id="249765693" name="Picture 1"/>
+            <wp:cNvGraphicFramePr>
+              <a:graphicFrameLocks xmlns:a="http://schemas.openxmlformats.org/drawingml/2006/main" noChangeAspect="1"/>
+            </wp:cNvGraphicFramePr>
+            <a:graphic xmlns:a="http://schemas.openxmlformats.org/drawingml/2006/main">
+              <a:graphicData uri="http://schemas.openxmlformats.org/drawingml/2006/picture">
+                <pic:pic xmlns:pic="http://schemas.openxmlformats.org/drawingml/2006/picture">
+                  <pic:nvPicPr>
+                    <pic:cNvPr id="249765693" name=""/>
+                    <pic:cNvPicPr/>
+                  </pic:nvPicPr>
+                  <pic:blipFill>
+                    <a:blip r:embed="rId28"/>
+                    <a:stretch>
+                      <a:fillRect/>
+                    </a:stretch>
+                  </pic:blipFill>
+                  <pic:spPr>
+                    <a:xfrm>
+                      <a:off x="0" y="0"/>
+                      <a:ext cx="4924425" cy="2828925"/>
+                    </a:xfrm>
+                    <a:prstGeom prst="rect">
+                      <a:avLst/>
+                    </a:prstGeom>
+                  </pic:spPr>
+                </pic:pic>
+              </a:graphicData>
+            </a:graphic>
+          </wp:inline>
+        </w:drawing>
+      </w:r>
     </w:p>
     <w:p>
       <w:pPr>
@@ -2015,6 +2487,276 @@
         <w:t>Insights/Observations:</w:t>
       </w:r>
     </w:p>
+    <w:p>
+      <w:pPr>
+        <w:rPr>
+          <w:rFonts w:ascii="Aptos" w:hAnsi="Aptos"/>
+          <w:b/>
+          <w:bCs/>
+        </w:rPr>
+      </w:pPr>
+      <w:r>
+        <w:rPr>
+          <w:rFonts w:ascii="Aptos" w:hAnsi="Aptos"/>
+          <w:b/>
+          <w:bCs/>
+        </w:rPr>
+        <w:t>Flea, 1940’s:</w:t>
+      </w:r>
+      <w:r>
+        <w:rPr>
+          <w:rFonts w:ascii="Aptos" w:hAnsi="Aptos"/>
+        </w:rPr>
+        <w:t xml:space="preserve"> </w:t>
+      </w:r>
+      <w:r>
+        <w:rPr>
+          <w:rFonts w:ascii="Aptos" w:hAnsi="Aptos"/>
+        </w:rPr>
+        <w:t xml:space="preserve">The insect </w:t>
+      </w:r>
+      <w:r>
+        <w:rPr>
+          <w:rFonts w:ascii="Aptos" w:hAnsi="Aptos"/>
+        </w:rPr>
+        <w:t>"</w:t>
+      </w:r>
+      <w:r>
+        <w:rPr>
+          <w:rFonts w:ascii="Aptos" w:hAnsi="Aptos"/>
+        </w:rPr>
+        <w:t>Flea</w:t>
+      </w:r>
+      <w:r>
+        <w:rPr>
+          <w:rFonts w:ascii="Aptos" w:hAnsi="Aptos"/>
+        </w:rPr>
+        <w:t xml:space="preserve">" </w:t>
+      </w:r>
+      <w:r>
+        <w:rPr>
+          <w:rFonts w:ascii="Aptos" w:hAnsi="Aptos"/>
+        </w:rPr>
+        <w:t xml:space="preserve">spiked around the </w:t>
+      </w:r>
+      <w:r>
+        <w:rPr>
+          <w:rFonts w:ascii="Aptos" w:hAnsi="Aptos"/>
+          <w:b/>
+          <w:bCs/>
+        </w:rPr>
+        <w:t>1940s</w:t>
+      </w:r>
+      <w:r>
+        <w:rPr>
+          <w:rFonts w:ascii="Aptos" w:hAnsi="Aptos"/>
+        </w:rPr>
+        <w:t xml:space="preserve"> which </w:t>
+      </w:r>
+      <w:r>
+        <w:rPr>
+          <w:rFonts w:ascii="Aptos" w:hAnsi="Aptos"/>
+        </w:rPr>
+        <w:t>peak</w:t>
+      </w:r>
+      <w:r>
+        <w:rPr>
+          <w:rFonts w:ascii="Aptos" w:hAnsi="Aptos"/>
+        </w:rPr>
+        <w:t>ed</w:t>
+      </w:r>
+      <w:r>
+        <w:rPr>
+          <w:rFonts w:ascii="Aptos" w:hAnsi="Aptos"/>
+        </w:rPr>
+        <w:t xml:space="preserve"> at </w:t>
+      </w:r>
+      <w:r>
+        <w:rPr>
+          <w:rFonts w:ascii="Aptos" w:hAnsi="Aptos"/>
+          <w:b/>
+          <w:bCs/>
+        </w:rPr>
+        <w:t xml:space="preserve">roughly </w:t>
+      </w:r>
+      <w:r>
+        <w:rPr>
+          <w:rFonts w:ascii="Aptos" w:hAnsi="Aptos"/>
+          <w:b/>
+          <w:bCs/>
+        </w:rPr>
+        <w:t>3.5</w:t>
+      </w:r>
+      <w:r>
+        <w:rPr>
+          <w:rFonts w:ascii="Aptos" w:hAnsi="Aptos"/>
+        </w:rPr>
+        <w:t xml:space="preserve"> </w:t>
+      </w:r>
+      <w:r>
+        <w:rPr>
+          <w:rFonts w:ascii="Aptos" w:hAnsi="Aptos"/>
+        </w:rPr>
+        <w:t>per million words.</w:t>
+      </w:r>
+    </w:p>
+    <w:p>
+      <w:pPr>
+        <w:rPr>
+          <w:rFonts w:ascii="Aptos" w:hAnsi="Aptos"/>
+        </w:rPr>
+      </w:pPr>
+      <w:r>
+        <w:rPr>
+          <w:rFonts w:ascii="Aptos" w:hAnsi="Aptos"/>
+          <w:b/>
+          <w:bCs/>
+        </w:rPr>
+        <w:t>The Fly</w:t>
+      </w:r>
+      <w:r>
+        <w:rPr>
+          <w:rFonts w:ascii="Aptos" w:hAnsi="Aptos"/>
+        </w:rPr>
+        <w:t xml:space="preserve">: </w:t>
+      </w:r>
+      <w:r>
+        <w:rPr>
+          <w:rFonts w:ascii="Aptos" w:hAnsi="Aptos"/>
+        </w:rPr>
+        <w:t xml:space="preserve">Had a </w:t>
+      </w:r>
+      <w:r>
+        <w:rPr>
+          <w:rFonts w:ascii="Aptos" w:hAnsi="Aptos"/>
+          <w:b/>
+          <w:bCs/>
+        </w:rPr>
+        <w:t>decline in mentions</w:t>
+      </w:r>
+      <w:r>
+        <w:rPr>
+          <w:rFonts w:ascii="Aptos" w:hAnsi="Aptos"/>
+        </w:rPr>
+        <w:t xml:space="preserve"> by the time </w:t>
+      </w:r>
+      <w:r>
+        <w:rPr>
+          <w:rFonts w:ascii="Aptos" w:hAnsi="Aptos"/>
+          <w:b/>
+          <w:bCs/>
+        </w:rPr>
+        <w:t>DDT was made available</w:t>
+      </w:r>
+      <w:r>
+        <w:rPr>
+          <w:rFonts w:ascii="Aptos" w:hAnsi="Aptos"/>
+        </w:rPr>
+        <w:t>, it suggests that DDT was effective</w:t>
+      </w:r>
+      <w:r>
+        <w:rPr>
+          <w:rFonts w:ascii="Aptos" w:hAnsi="Aptos"/>
+        </w:rPr>
+        <w:t>.</w:t>
+      </w:r>
+    </w:p>
+    <w:p>
+      <w:pPr>
+        <w:rPr>
+          <w:rFonts w:ascii="Aptos" w:hAnsi="Aptos"/>
+        </w:rPr>
+      </w:pPr>
+      <w:r>
+        <w:rPr>
+          <w:rFonts w:ascii="Aptos" w:hAnsi="Aptos"/>
+          <w:b/>
+          <w:bCs/>
+        </w:rPr>
+        <w:t>Robin</w:t>
+      </w:r>
+      <w:r>
+        <w:rPr>
+          <w:rFonts w:ascii="Aptos" w:hAnsi="Aptos"/>
+        </w:rPr>
+        <w:t xml:space="preserve">: </w:t>
+      </w:r>
+      <w:r>
+        <w:rPr>
+          <w:rFonts w:ascii="Aptos" w:hAnsi="Aptos"/>
+        </w:rPr>
+        <w:t>The word “</w:t>
+      </w:r>
+      <w:r>
+        <w:rPr>
+          <w:rFonts w:ascii="Aptos" w:hAnsi="Aptos"/>
+          <w:b/>
+          <w:bCs/>
+        </w:rPr>
+        <w:t>Robin</w:t>
+      </w:r>
+      <w:r>
+        <w:rPr>
+          <w:rFonts w:ascii="Aptos" w:hAnsi="Aptos"/>
+        </w:rPr>
+        <w:t xml:space="preserve">” had jumped from </w:t>
+      </w:r>
+      <w:r>
+        <w:rPr>
+          <w:rFonts w:ascii="Aptos" w:hAnsi="Aptos"/>
+          <w:b/>
+          <w:bCs/>
+        </w:rPr>
+        <w:t>about 6 mil to 8 mil by the 1980s</w:t>
+      </w:r>
+      <w:r>
+        <w:rPr>
+          <w:rFonts w:ascii="Aptos" w:hAnsi="Aptos"/>
+        </w:rPr>
+        <w:t xml:space="preserve"> and kept increasing</w:t>
+      </w:r>
+      <w:r>
+        <w:rPr>
+          <w:rFonts w:ascii="Aptos" w:hAnsi="Aptos"/>
+        </w:rPr>
+        <w:t>.</w:t>
+      </w:r>
+    </w:p>
+    <w:p>
+      <w:pPr>
+        <w:rPr>
+          <w:rFonts w:ascii="Aptos" w:hAnsi="Aptos"/>
+        </w:rPr>
+      </w:pPr>
+      <w:r>
+        <w:rPr>
+          <w:rFonts w:ascii="Aptos" w:hAnsi="Aptos"/>
+          <w:b/>
+          <w:bCs/>
+        </w:rPr>
+        <w:lastRenderedPageBreak/>
+        <w:t>Eggshell Thickness</w:t>
+      </w:r>
+      <w:r>
+        <w:rPr>
+          <w:rFonts w:ascii="Aptos" w:hAnsi="Aptos"/>
+        </w:rPr>
+        <w:t xml:space="preserve">: </w:t>
+      </w:r>
+      <w:r>
+        <w:rPr>
+          <w:rFonts w:ascii="Aptos" w:hAnsi="Aptos"/>
+        </w:rPr>
+        <w:t>By the 1940s, DDT was made available, there was a noticeable decline on sparrowhawk eggshell thickness as side effects of DDT</w:t>
+      </w:r>
+      <w:r>
+        <w:rPr>
+          <w:rFonts w:ascii="Aptos" w:hAnsi="Aptos"/>
+        </w:rPr>
+        <w:t>.</w:t>
+      </w:r>
+    </w:p>
+    <w:p/>
     <w:p>
       <w:pPr>
         <w:rPr>
@@ -2567,7 +3309,7 @@
   <w:style w:type="paragraph" w:default="1" w:styleId="Normal">
     <w:name w:val="Normal"/>
     <w:qFormat/>
-    <w:rsid w:val="00015DD1"/>
+    <w:rsid w:val="00F14153"/>
   </w:style>
   <w:style w:type="paragraph" w:styleId="Heading1">
     <w:name w:val="heading 1"/>
